--- a/exercises/Bài tập tổng hợp 45-47 - Câu bị động/Đề 3.docx
+++ b/exercises/Bài tập tổng hợp 45-47 - Câu bị động/Đề 3.docx
@@ -3,604 +3,2788 @@
 <w:document xmlns:w="http://schemas.openxmlformats.org/wordprocessingml/2006/main">
   <w:body>
     <w:p>
-      <w:r>
-        <w:rPr>
+      <w:pPr>
+        <w:spacing w:before="0" w:after="280"/>
+        <w:keepNext/>
+        <w:jc w:val="center"/>
+      </w:pPr>
+      <w:r>
+        <w:rPr>
+          <w:color w:val="000000"/>
           <w:b/>
         </w:rPr>
-        <w:t xml:space="preserve">ĐỀ TỔNG HỢP 45–47 – ĐỀ 3</w:t>
-      </w:r>
-    </w:p>
-    <w:p>
-      <w:r>
-        <w:t xml:space="preserve">PASSIVE VOICE – BASIC, TENSES AND ADVANCED STRUCTURES</w:t>
-      </w:r>
-    </w:p>
-    <w:p>
-      <w:r>
-        <w:t xml:space="preserve">Họ và tên: __________________________                         Điểm: ________/100</w:t>
-      </w:r>
-    </w:p>
-    <w:p>
-      <w:r>
-        <w:rPr>
+        <w:t>ĐỀ TỔNG HỢP 45–47 – ĐỀ 3</w:t>
+      </w:r>
+    </w:p>
+    <w:p>
+      <w:pPr>
+        <w:spacing w:before="0" w:after="180"/>
+        <w:jc w:val="center"/>
+      </w:pPr>
+      <w:r>
+        <w:rPr>
+          <w:color w:val="000000"/>
           <w:b/>
         </w:rPr>
-        <w:t xml:space="preserve">PHẦN 1. CHỌN ĐÁP ÁN ĐÚNG (10 điểm)</w:t>
-      </w:r>
-    </w:p>
-    <w:p>
-      <w:r>
-        <w:t xml:space="preserve">1. Rice ___ in this region. A grows B is grown C grew</w:t>
-      </w:r>
-    </w:p>
-    <w:p>
-      <w:r>
-        <w:t xml:space="preserve">2. Dinner ___ at the moment. A is prepared B is being prepared C prepares</w:t>
-      </w:r>
-    </w:p>
-    <w:p>
-      <w:r>
-        <w:t xml:space="preserve">3. The package ___ yet. A has not delivered B has not been delivered C was not delivered</w:t>
-      </w:r>
-    </w:p>
-    <w:p>
-      <w:r>
-        <w:t xml:space="preserve">4. The problem ___ soon. A can solve B can be solved C can solved</w:t>
-      </w:r>
-    </w:p>
-    <w:p>
-      <w:r>
-        <w:t xml:space="preserve">5. The house ___ in 1995. A was built B is built C has built</w:t>
-      </w:r>
-    </w:p>
-    <w:p>
-      <w:r>
-        <w:t xml:space="preserve">6. English ___ in many countries. A speaks B is spoken C spoke</w:t>
-      </w:r>
-    </w:p>
-    <w:p>
-      <w:r>
-        <w:t xml:space="preserve">7. The bridge ___ last year. A built B was built C is built</w:t>
-      </w:r>
-    </w:p>
-    <w:p>
-      <w:r>
-        <w:t xml:space="preserve">8. The room ___ now. A is cleaning B is being cleaned C cleaned</w:t>
-      </w:r>
-    </w:p>
-    <w:p>
-      <w:r>
-        <w:t xml:space="preserve">9. The letters ___ yesterday. A were sent B are sent C sent</w:t>
-      </w:r>
-    </w:p>
-    <w:p>
-      <w:r>
-        <w:t xml:space="preserve">10. A new school ___ next year. A will build B will be built C is built</w:t>
-      </w:r>
-    </w:p>
-    <w:p>
-      <w:r>
-        <w:rPr>
+        <w:t>PASSIVE VOICE – BASIC, TENSES AND ADVANCED STRUCTURES</w:t>
+      </w:r>
+    </w:p>
+    <w:p>
+      <w:pPr>
+        <w:spacing w:before="0" w:after="100"/>
+      </w:pPr>
+      <w:r>
+        <w:rPr>
+          <w:color w:val="000000"/>
+        </w:rPr>
+        <w:t>Họ và tên: __________________________                         Điểm: ________/100</w:t>
+      </w:r>
+    </w:p>
+    <w:p>
+      <w:pPr>
+        <w:spacing w:before="0" w:after="100"/>
+      </w:pPr>
+      <w:r>
+        <w:rPr>
+          <w:color w:val="000000"/>
+        </w:rPr>
+        <w:t>Phạm vi kiến thức: Bài 45–47 — câu bị động cơ bản; các thì bị động; động từ khuyết thiếu; hai tân ngữ; động từ tường thuật; have/get something done.</w:t>
+      </w:r>
+    </w:p>
+    <w:p>
+      <w:pPr>
+        <w:spacing w:before="0" w:after="100"/>
+      </w:pPr>
+      <w:r>
+        <w:rPr>
+          <w:color w:val="000000"/>
+        </w:rPr>
+        <w:t>Thời gian làm bài dự kiến: 90 phút.</w:t>
+      </w:r>
+    </w:p>
+    <w:p>
+      <w:pPr>
+        <w:spacing w:before="0" w:after="100"/>
+      </w:pPr>
+      <w:r>
+        <w:rPr>
+          <w:color w:val="000000"/>
+        </w:rPr>
+        <w:t>Tổng điểm: 100 điểm.</w:t>
+      </w:r>
+    </w:p>
+    <w:p>
+      <w:pPr>
+        <w:spacing w:before="0" w:after="120"/>
+      </w:pPr>
+      <w:r>
+        <w:rPr>
+          <w:color w:val="000000"/>
+        </w:rPr>
+        <w:t>Hướng dẫn chung: Làm lần lượt từng phần và kiểm tra thì, trợ động từ, quá khứ phân từ cùng vị trí tân ngữ trong câu bị động trước khi nộp bài.</w:t>
+      </w:r>
+    </w:p>
+    <w:p>
+      <w:pPr>
+        <w:spacing w:before="240" w:after="60"/>
+        <w:keepNext/>
+      </w:pPr>
+      <w:r>
+        <w:rPr>
+          <w:color w:val="000000"/>
           <w:b/>
         </w:rPr>
-        <w:t xml:space="preserve">PHẦN 2. CHUYỂN CHỦ ĐỘNG SANG BỊ ĐỘNG (10 điểm)</w:t>
-      </w:r>
-    </w:p>
-    <w:p>
-      <w:r>
-        <w:t xml:space="preserve">1. Do they clean the rooms daily?</w:t>
-      </w:r>
-    </w:p>
-    <w:p>
-      <w:r>
-        <w:t xml:space="preserve">2. They did not invite Nam.</w:t>
-      </w:r>
-    </w:p>
-    <w:p>
-      <w:r>
-        <w:t xml:space="preserve">3. Someone has stolen my bicycle.</w:t>
-      </w:r>
-    </w:p>
-    <w:p>
-      <w:r>
-        <w:t xml:space="preserve">4. The chef is preparing lunch.</w:t>
-      </w:r>
-    </w:p>
-    <w:p>
-      <w:r>
-        <w:t xml:space="preserve">5. They should protect these animals.</w:t>
-      </w:r>
-    </w:p>
-    <w:p>
-      <w:r>
-        <w:t xml:space="preserve">6. People grow coffee here.</w:t>
-      </w:r>
-    </w:p>
-    <w:p>
-      <w:r>
-        <w:t xml:space="preserve">7. They opened the museum in 2010.</w:t>
-      </w:r>
-    </w:p>
-    <w:p>
-      <w:r>
-        <w:t xml:space="preserve">8. Someone is painting the door.</w:t>
-      </w:r>
-    </w:p>
-    <w:p>
-      <w:r>
-        <w:t xml:space="preserve">9. They were repairing the road.</w:t>
-      </w:r>
-    </w:p>
-    <w:p>
-      <w:r>
-        <w:t xml:space="preserve">10. The company will announce the result.</w:t>
-      </w:r>
-    </w:p>
-    <w:p>
-      <w:r>
-        <w:rPr>
+        <w:t>PHẦN 1. CHỌN ĐÁP ÁN ĐÚNG (10 điểm)</w:t>
+      </w:r>
+    </w:p>
+    <w:p>
+      <w:pPr>
+        <w:spacing w:before="0" w:after="60"/>
+        <w:keepNext/>
+      </w:pPr>
+      <w:r>
+        <w:rPr>
+          <w:color w:val="000000"/>
+          <w:i/>
+        </w:rPr>
+        <w:t>Hướng dẫn: Đọc từng câu và chọn dạng bị động phù hợp nhất.</w:t>
+      </w:r>
+    </w:p>
+    <w:p>
+      <w:pPr>
+        <w:spacing w:before="120" w:after="60"/>
+        <w:keepNext/>
+      </w:pPr>
+      <w:r>
+        <w:rPr>
+          <w:color w:val="000000"/>
+        </w:rPr>
+        <w:t>1. Rice ___ in this region.</w:t>
+      </w:r>
+    </w:p>
+    <w:p>
+      <w:pPr>
+        <w:spacing w:before="0" w:after="40"/>
+        <w:keepNext/>
+      </w:pPr>
+      <w:r>
+        <w:rPr>
+          <w:color w:val="000000"/>
+        </w:rPr>
+        <w:t>A. grows</w:t>
+      </w:r>
+    </w:p>
+    <w:p>
+      <w:pPr>
+        <w:spacing w:before="0" w:after="40"/>
+        <w:keepNext/>
+      </w:pPr>
+      <w:r>
+        <w:rPr>
+          <w:color w:val="000000"/>
+        </w:rPr>
+        <w:t>B. is grown</w:t>
+      </w:r>
+    </w:p>
+    <w:p>
+      <w:pPr>
+        <w:spacing w:before="0" w:after="200"/>
+      </w:pPr>
+      <w:r>
+        <w:rPr>
+          <w:color w:val="000000"/>
+        </w:rPr>
+        <w:t>C. grew</w:t>
+      </w:r>
+    </w:p>
+    <w:p>
+      <w:pPr>
+        <w:spacing w:before="120" w:after="60"/>
+        <w:keepNext/>
+      </w:pPr>
+      <w:r>
+        <w:rPr>
+          <w:color w:val="000000"/>
+        </w:rPr>
+        <w:t>2. Dinner ___ at the moment.</w:t>
+      </w:r>
+    </w:p>
+    <w:p>
+      <w:pPr>
+        <w:spacing w:before="0" w:after="40"/>
+        <w:keepNext/>
+      </w:pPr>
+      <w:r>
+        <w:rPr>
+          <w:color w:val="000000"/>
+        </w:rPr>
+        <w:t>A. is prepared</w:t>
+      </w:r>
+    </w:p>
+    <w:p>
+      <w:pPr>
+        <w:spacing w:before="0" w:after="40"/>
+        <w:keepNext/>
+      </w:pPr>
+      <w:r>
+        <w:rPr>
+          <w:color w:val="000000"/>
+        </w:rPr>
+        <w:t>B. is being prepared</w:t>
+      </w:r>
+    </w:p>
+    <w:p>
+      <w:pPr>
+        <w:spacing w:before="0" w:after="200"/>
+      </w:pPr>
+      <w:r>
+        <w:rPr>
+          <w:color w:val="000000"/>
+        </w:rPr>
+        <w:t>C. prepares</w:t>
+      </w:r>
+    </w:p>
+    <w:p>
+      <w:pPr>
+        <w:spacing w:before="120" w:after="60"/>
+        <w:keepNext/>
+      </w:pPr>
+      <w:r>
+        <w:rPr>
+          <w:color w:val="000000"/>
+        </w:rPr>
+        <w:t>3. The package ___ yet.</w:t>
+      </w:r>
+    </w:p>
+    <w:p>
+      <w:pPr>
+        <w:spacing w:before="0" w:after="40"/>
+        <w:keepNext/>
+      </w:pPr>
+      <w:r>
+        <w:rPr>
+          <w:color w:val="000000"/>
+        </w:rPr>
+        <w:t>A. has not delivered</w:t>
+      </w:r>
+    </w:p>
+    <w:p>
+      <w:pPr>
+        <w:spacing w:before="0" w:after="40"/>
+        <w:keepNext/>
+      </w:pPr>
+      <w:r>
+        <w:rPr>
+          <w:color w:val="000000"/>
+        </w:rPr>
+        <w:t>B. has not been delivered</w:t>
+      </w:r>
+    </w:p>
+    <w:p>
+      <w:pPr>
+        <w:spacing w:before="0" w:after="200"/>
+      </w:pPr>
+      <w:r>
+        <w:rPr>
+          <w:color w:val="000000"/>
+        </w:rPr>
+        <w:t>C. was not delivered</w:t>
+      </w:r>
+    </w:p>
+    <w:p>
+      <w:pPr>
+        <w:spacing w:before="120" w:after="60"/>
+        <w:keepNext/>
+      </w:pPr>
+      <w:r>
+        <w:rPr>
+          <w:color w:val="000000"/>
+        </w:rPr>
+        <w:t>4. The problem ___ soon.</w:t>
+      </w:r>
+    </w:p>
+    <w:p>
+      <w:pPr>
+        <w:spacing w:before="0" w:after="40"/>
+        <w:keepNext/>
+      </w:pPr>
+      <w:r>
+        <w:rPr>
+          <w:color w:val="000000"/>
+        </w:rPr>
+        <w:t>A. can solve</w:t>
+      </w:r>
+    </w:p>
+    <w:p>
+      <w:pPr>
+        <w:spacing w:before="0" w:after="40"/>
+        <w:keepNext/>
+      </w:pPr>
+      <w:r>
+        <w:rPr>
+          <w:color w:val="000000"/>
+        </w:rPr>
+        <w:t>B. can be solved</w:t>
+      </w:r>
+    </w:p>
+    <w:p>
+      <w:pPr>
+        <w:spacing w:before="0" w:after="200"/>
+      </w:pPr>
+      <w:r>
+        <w:rPr>
+          <w:color w:val="000000"/>
+        </w:rPr>
+        <w:t>C. can solved</w:t>
+      </w:r>
+    </w:p>
+    <w:p>
+      <w:pPr>
+        <w:spacing w:before="120" w:after="60"/>
+        <w:keepNext/>
+      </w:pPr>
+      <w:r>
+        <w:rPr>
+          <w:color w:val="000000"/>
+        </w:rPr>
+        <w:t>5. The house ___ in 1995.</w:t>
+      </w:r>
+    </w:p>
+    <w:p>
+      <w:pPr>
+        <w:spacing w:before="0" w:after="40"/>
+        <w:keepNext/>
+      </w:pPr>
+      <w:r>
+        <w:rPr>
+          <w:color w:val="000000"/>
+        </w:rPr>
+        <w:t>A. was built</w:t>
+      </w:r>
+    </w:p>
+    <w:p>
+      <w:pPr>
+        <w:spacing w:before="0" w:after="40"/>
+        <w:keepNext/>
+      </w:pPr>
+      <w:r>
+        <w:rPr>
+          <w:color w:val="000000"/>
+        </w:rPr>
+        <w:t>B. is built</w:t>
+      </w:r>
+    </w:p>
+    <w:p>
+      <w:pPr>
+        <w:spacing w:before="0" w:after="200"/>
+      </w:pPr>
+      <w:r>
+        <w:rPr>
+          <w:color w:val="000000"/>
+        </w:rPr>
+        <w:t>C. has built</w:t>
+      </w:r>
+    </w:p>
+    <w:p>
+      <w:pPr>
+        <w:spacing w:before="120" w:after="60"/>
+        <w:keepNext/>
+      </w:pPr>
+      <w:r>
+        <w:rPr>
+          <w:color w:val="000000"/>
+        </w:rPr>
+        <w:t>6. English ___ in many countries.</w:t>
+      </w:r>
+    </w:p>
+    <w:p>
+      <w:pPr>
+        <w:spacing w:before="0" w:after="40"/>
+        <w:keepNext/>
+      </w:pPr>
+      <w:r>
+        <w:rPr>
+          <w:color w:val="000000"/>
+        </w:rPr>
+        <w:t>A. speaks</w:t>
+      </w:r>
+    </w:p>
+    <w:p>
+      <w:pPr>
+        <w:spacing w:before="0" w:after="40"/>
+        <w:keepNext/>
+      </w:pPr>
+      <w:r>
+        <w:rPr>
+          <w:color w:val="000000"/>
+        </w:rPr>
+        <w:t>B. is spoken</w:t>
+      </w:r>
+    </w:p>
+    <w:p>
+      <w:pPr>
+        <w:spacing w:before="0" w:after="200"/>
+      </w:pPr>
+      <w:r>
+        <w:rPr>
+          <w:color w:val="000000"/>
+        </w:rPr>
+        <w:t>C. spoke</w:t>
+      </w:r>
+    </w:p>
+    <w:p>
+      <w:pPr>
+        <w:spacing w:before="120" w:after="60"/>
+        <w:keepNext/>
+      </w:pPr>
+      <w:r>
+        <w:rPr>
+          <w:color w:val="000000"/>
+        </w:rPr>
+        <w:t>7. The bridge ___ last year.</w:t>
+      </w:r>
+    </w:p>
+    <w:p>
+      <w:pPr>
+        <w:spacing w:before="0" w:after="40"/>
+        <w:keepNext/>
+      </w:pPr>
+      <w:r>
+        <w:rPr>
+          <w:color w:val="000000"/>
+        </w:rPr>
+        <w:t>A. built</w:t>
+      </w:r>
+    </w:p>
+    <w:p>
+      <w:pPr>
+        <w:spacing w:before="0" w:after="40"/>
+        <w:keepNext/>
+      </w:pPr>
+      <w:r>
+        <w:rPr>
+          <w:color w:val="000000"/>
+        </w:rPr>
+        <w:t>B. was built</w:t>
+      </w:r>
+    </w:p>
+    <w:p>
+      <w:pPr>
+        <w:spacing w:before="0" w:after="200"/>
+      </w:pPr>
+      <w:r>
+        <w:rPr>
+          <w:color w:val="000000"/>
+        </w:rPr>
+        <w:t>C. is built</w:t>
+      </w:r>
+    </w:p>
+    <w:p>
+      <w:pPr>
+        <w:spacing w:before="120" w:after="60"/>
+        <w:keepNext/>
+      </w:pPr>
+      <w:r>
+        <w:rPr>
+          <w:color w:val="000000"/>
+        </w:rPr>
+        <w:t>8. The room ___ now.</w:t>
+      </w:r>
+    </w:p>
+    <w:p>
+      <w:pPr>
+        <w:spacing w:before="0" w:after="40"/>
+        <w:keepNext/>
+      </w:pPr>
+      <w:r>
+        <w:rPr>
+          <w:color w:val="000000"/>
+        </w:rPr>
+        <w:t>A. is cleaning</w:t>
+      </w:r>
+    </w:p>
+    <w:p>
+      <w:pPr>
+        <w:spacing w:before="0" w:after="40"/>
+        <w:keepNext/>
+      </w:pPr>
+      <w:r>
+        <w:rPr>
+          <w:color w:val="000000"/>
+        </w:rPr>
+        <w:t>B. is being cleaned</w:t>
+      </w:r>
+    </w:p>
+    <w:p>
+      <w:pPr>
+        <w:spacing w:before="0" w:after="200"/>
+      </w:pPr>
+      <w:r>
+        <w:rPr>
+          <w:color w:val="000000"/>
+        </w:rPr>
+        <w:t>C. cleaned</w:t>
+      </w:r>
+    </w:p>
+    <w:p>
+      <w:pPr>
+        <w:spacing w:before="120" w:after="60"/>
+        <w:keepNext/>
+      </w:pPr>
+      <w:r>
+        <w:rPr>
+          <w:color w:val="000000"/>
+        </w:rPr>
+        <w:t>9. The letters ___ yesterday.</w:t>
+      </w:r>
+    </w:p>
+    <w:p>
+      <w:pPr>
+        <w:spacing w:before="0" w:after="40"/>
+        <w:keepNext/>
+      </w:pPr>
+      <w:r>
+        <w:rPr>
+          <w:color w:val="000000"/>
+        </w:rPr>
+        <w:t>A. were sent</w:t>
+      </w:r>
+    </w:p>
+    <w:p>
+      <w:pPr>
+        <w:spacing w:before="0" w:after="40"/>
+        <w:keepNext/>
+      </w:pPr>
+      <w:r>
+        <w:rPr>
+          <w:color w:val="000000"/>
+        </w:rPr>
+        <w:t>B. are sent</w:t>
+      </w:r>
+    </w:p>
+    <w:p>
+      <w:pPr>
+        <w:spacing w:before="0" w:after="200"/>
+      </w:pPr>
+      <w:r>
+        <w:rPr>
+          <w:color w:val="000000"/>
+        </w:rPr>
+        <w:t>C. sent</w:t>
+      </w:r>
+    </w:p>
+    <w:p>
+      <w:pPr>
+        <w:spacing w:before="120" w:after="60"/>
+        <w:keepNext/>
+      </w:pPr>
+      <w:r>
+        <w:rPr>
+          <w:color w:val="000000"/>
+        </w:rPr>
+        <w:t>10. A new school ___ next year.</w:t>
+      </w:r>
+    </w:p>
+    <w:p>
+      <w:pPr>
+        <w:spacing w:before="0" w:after="40"/>
+        <w:keepNext/>
+      </w:pPr>
+      <w:r>
+        <w:rPr>
+          <w:color w:val="000000"/>
+        </w:rPr>
+        <w:t>A. will build</w:t>
+      </w:r>
+    </w:p>
+    <w:p>
+      <w:pPr>
+        <w:spacing w:before="0" w:after="40"/>
+        <w:keepNext/>
+      </w:pPr>
+      <w:r>
+        <w:rPr>
+          <w:color w:val="000000"/>
+        </w:rPr>
+        <w:t>B. will be built</w:t>
+      </w:r>
+    </w:p>
+    <w:p>
+      <w:pPr>
+        <w:spacing w:before="0" w:after="200"/>
+      </w:pPr>
+      <w:r>
+        <w:rPr>
+          <w:color w:val="000000"/>
+        </w:rPr>
+        <w:t>C. is built</w:t>
+      </w:r>
+    </w:p>
+    <w:p>
+      <w:pPr>
+        <w:spacing w:before="240" w:after="60"/>
+        <w:keepNext/>
+      </w:pPr>
+      <w:r>
+        <w:rPr>
+          <w:color w:val="000000"/>
           <w:b/>
         </w:rPr>
-        <w:t xml:space="preserve">PHẦN 3. CHIA ĐỘNG TỪ Ở DẠNG BỊ ĐỘNG (10 điểm)</w:t>
-      </w:r>
-    </w:p>
-    <w:p>
-      <w:r>
-        <w:t xml:space="preserve">1. The books have been ___ (take).</w:t>
-      </w:r>
-    </w:p>
-    <w:p>
-      <w:r>
-        <w:t xml:space="preserve">2. The meeting is going to be ___ (hold).</w:t>
-      </w:r>
-    </w:p>
-    <w:p>
-      <w:r>
-        <w:t xml:space="preserve">3. The glass was ___ (break) by a child.</w:t>
-      </w:r>
-    </w:p>
-    <w:p>
-      <w:r>
-        <w:t xml:space="preserve">4. The food should be ___ (keep) cold.</w:t>
-      </w:r>
-    </w:p>
-    <w:p>
-      <w:r>
-        <w:t xml:space="preserve">5. The answer is not ___ (know).</w:t>
-      </w:r>
-    </w:p>
-    <w:p>
-      <w:r>
-        <w:t xml:space="preserve">6. The reports are ___ (write) every Friday.</w:t>
-      </w:r>
-    </w:p>
-    <w:p>
-      <w:r>
-        <w:t xml:space="preserve">7. The cake was ___ (make) by Lan.</w:t>
-      </w:r>
-    </w:p>
-    <w:p>
-      <w:r>
-        <w:t xml:space="preserve">8. The car is being ___ (repair).</w:t>
-      </w:r>
-    </w:p>
-    <w:p>
-      <w:r>
-        <w:t xml:space="preserve">9. The emails have been ___ (send).</w:t>
-      </w:r>
-    </w:p>
-    <w:p>
-      <w:r>
-        <w:t xml:space="preserve">10. The trees will be ___ (plant) tomorrow.</w:t>
-      </w:r>
-    </w:p>
-    <w:p>
-      <w:r>
-        <w:rPr>
+        <w:t>PHẦN 2. CHUYỂN CHỦ ĐỘNG SANG BỊ ĐỘNG (10 điểm)</w:t>
+      </w:r>
+    </w:p>
+    <w:p>
+      <w:pPr>
+        <w:spacing w:before="0" w:after="60"/>
+        <w:keepNext/>
+      </w:pPr>
+      <w:r>
+        <w:rPr>
+          <w:color w:val="000000"/>
+          <w:i/>
+        </w:rPr>
+        <w:t>Hướng dẫn: Chuyển mỗi câu chủ động sang câu bị động, giữ nguyên thì và ý nghĩa.</w:t>
+      </w:r>
+    </w:p>
+    <w:p>
+      <w:pPr>
+        <w:spacing w:before="40" w:after="60"/>
+      </w:pPr>
+      <w:r>
+        <w:rPr>
+          <w:color w:val="000000"/>
+        </w:rPr>
+        <w:t>1. Do they clean the rooms daily?</w:t>
+      </w:r>
+    </w:p>
+    <w:p>
+      <w:pPr>
+        <w:spacing w:before="120" w:after="160"/>
+      </w:pPr>
+      <w:r>
+        <w:rPr>
+          <w:color w:val="000000"/>
+        </w:rPr>
+        <w:t>2. They did not invite Nam.</w:t>
+      </w:r>
+    </w:p>
+    <w:p>
+      <w:pPr>
+        <w:spacing w:before="120" w:after="160"/>
+      </w:pPr>
+      <w:r>
+        <w:rPr>
+          <w:color w:val="000000"/>
+        </w:rPr>
+        <w:t>3. Someone has stolen my bicycle.</w:t>
+      </w:r>
+    </w:p>
+    <w:p>
+      <w:pPr>
+        <w:spacing w:before="120" w:after="160"/>
+      </w:pPr>
+      <w:r>
+        <w:rPr>
+          <w:color w:val="000000"/>
+        </w:rPr>
+        <w:t>4. The chef is preparing lunch.</w:t>
+      </w:r>
+    </w:p>
+    <w:p>
+      <w:pPr>
+        <w:spacing w:before="120" w:after="160"/>
+      </w:pPr>
+      <w:r>
+        <w:rPr>
+          <w:color w:val="000000"/>
+        </w:rPr>
+        <w:t>5. They should protect these animals.</w:t>
+      </w:r>
+    </w:p>
+    <w:p>
+      <w:pPr>
+        <w:spacing w:before="120" w:after="160"/>
+      </w:pPr>
+      <w:r>
+        <w:rPr>
+          <w:color w:val="000000"/>
+        </w:rPr>
+        <w:t>6. People grow coffee here.</w:t>
+      </w:r>
+    </w:p>
+    <w:p>
+      <w:pPr>
+        <w:spacing w:before="120" w:after="160"/>
+      </w:pPr>
+      <w:r>
+        <w:rPr>
+          <w:color w:val="000000"/>
+        </w:rPr>
+        <w:t>7. They opened the museum in 2010.</w:t>
+      </w:r>
+    </w:p>
+    <w:p>
+      <w:pPr>
+        <w:spacing w:before="120" w:after="160"/>
+      </w:pPr>
+      <w:r>
+        <w:rPr>
+          <w:color w:val="000000"/>
+        </w:rPr>
+        <w:t>8. Someone is painting the door.</w:t>
+      </w:r>
+    </w:p>
+    <w:p>
+      <w:pPr>
+        <w:spacing w:before="120" w:after="160"/>
+      </w:pPr>
+      <w:r>
+        <w:rPr>
+          <w:color w:val="000000"/>
+        </w:rPr>
+        <w:t>9. They were repairing the road.</w:t>
+      </w:r>
+    </w:p>
+    <w:p>
+      <w:pPr>
+        <w:spacing w:before="120" w:after="160"/>
+      </w:pPr>
+      <w:r>
+        <w:rPr>
+          <w:color w:val="000000"/>
+        </w:rPr>
+        <w:t>10. The company will announce the result.</w:t>
+      </w:r>
+    </w:p>
+    <w:p>
+      <w:pPr>
+        <w:spacing w:before="240" w:after="60"/>
+        <w:keepNext/>
+      </w:pPr>
+      <w:r>
+        <w:rPr>
+          <w:color w:val="000000"/>
           <w:b/>
         </w:rPr>
-        <w:t xml:space="preserve">PHẦN 4. CÂU BỊ ĐỘNG VỚI HAI TÂN NGỮ (10 điểm)</w:t>
-      </w:r>
-    </w:p>
-    <w:p>
-      <w:r>
-        <w:t xml:space="preserve">1. He wrote his friend a letter.</w:t>
-      </w:r>
-    </w:p>
-    <w:p>
-      <w:r>
-        <w:t xml:space="preserve">2. The company paid workers a bonus.</w:t>
-      </w:r>
-    </w:p>
-    <w:p>
-      <w:r>
-        <w:t xml:space="preserve">3. She cooked the children lunch.</w:t>
-      </w:r>
-    </w:p>
-    <w:p>
-      <w:r>
-        <w:t xml:space="preserve">4. We asked him a question.</w:t>
-      </w:r>
-    </w:p>
-    <w:p>
-      <w:r>
-        <w:t xml:space="preserve">5. They awarded Hoa a scholarship.</w:t>
-      </w:r>
-    </w:p>
-    <w:p>
-      <w:r>
-        <w:t xml:space="preserve">6. They gave Mai a prize.</w:t>
-      </w:r>
-    </w:p>
-    <w:p>
-      <w:r>
-        <w:t xml:space="preserve">7. My mother bought me a jacket.</w:t>
-      </w:r>
-    </w:p>
-    <w:p>
-      <w:r>
-        <w:t xml:space="preserve">8. The teacher taught us English.</w:t>
-      </w:r>
-    </w:p>
-    <w:p>
-      <w:r>
-        <w:t xml:space="preserve">9. Nam sent Lan an email.</w:t>
-      </w:r>
-    </w:p>
-    <w:p>
-      <w:r>
-        <w:t xml:space="preserve">10. She showed me the photo.</w:t>
-      </w:r>
-    </w:p>
-    <w:p>
-      <w:r>
-        <w:rPr>
+        <w:t>PHẦN 3. CHIA ĐỘNG TỪ Ở DẠNG BỊ ĐỘNG (10 điểm)</w:t>
+      </w:r>
+    </w:p>
+    <w:p>
+      <w:pPr>
+        <w:spacing w:before="0" w:after="60"/>
+        <w:keepNext/>
+      </w:pPr>
+      <w:r>
+        <w:rPr>
+          <w:color w:val="000000"/>
+          <w:i/>
+        </w:rPr>
+        <w:t>Hướng dẫn: Chia động từ trong ngoặc ở dạng quá khứ phân từ phù hợp với câu bị động.</w:t>
+      </w:r>
+    </w:p>
+    <w:p>
+      <w:pPr>
+        <w:spacing w:before="40" w:after="60"/>
+      </w:pPr>
+      <w:r>
+        <w:rPr>
+          <w:color w:val="000000"/>
+        </w:rPr>
+        <w:t>1. The books have been ___ (take).</w:t>
+      </w:r>
+    </w:p>
+    <w:p>
+      <w:pPr>
+        <w:spacing w:before="120" w:after="160"/>
+      </w:pPr>
+      <w:r>
+        <w:rPr>
+          <w:color w:val="000000"/>
+        </w:rPr>
+        <w:t>2. The meeting is going to be ___ (hold).</w:t>
+      </w:r>
+    </w:p>
+    <w:p>
+      <w:pPr>
+        <w:spacing w:before="120" w:after="160"/>
+      </w:pPr>
+      <w:r>
+        <w:rPr>
+          <w:color w:val="000000"/>
+        </w:rPr>
+        <w:t>3. The glass was ___ (break) by a child.</w:t>
+      </w:r>
+    </w:p>
+    <w:p>
+      <w:pPr>
+        <w:spacing w:before="120" w:after="160"/>
+      </w:pPr>
+      <w:r>
+        <w:rPr>
+          <w:color w:val="000000"/>
+        </w:rPr>
+        <w:t>4. The food should be ___ (keep) cold.</w:t>
+      </w:r>
+    </w:p>
+    <w:p>
+      <w:pPr>
+        <w:spacing w:before="120" w:after="160"/>
+      </w:pPr>
+      <w:r>
+        <w:rPr>
+          <w:color w:val="000000"/>
+        </w:rPr>
+        <w:t>5. The answer is not ___ (know).</w:t>
+      </w:r>
+    </w:p>
+    <w:p>
+      <w:pPr>
+        <w:spacing w:before="120" w:after="160"/>
+      </w:pPr>
+      <w:r>
+        <w:rPr>
+          <w:color w:val="000000"/>
+        </w:rPr>
+        <w:t>6. The reports are ___ (write) every Friday.</w:t>
+      </w:r>
+    </w:p>
+    <w:p>
+      <w:pPr>
+        <w:spacing w:before="120" w:after="160"/>
+      </w:pPr>
+      <w:r>
+        <w:rPr>
+          <w:color w:val="000000"/>
+        </w:rPr>
+        <w:t>7. The cake was ___ (make) by Lan.</w:t>
+      </w:r>
+    </w:p>
+    <w:p>
+      <w:pPr>
+        <w:spacing w:before="120" w:after="160"/>
+      </w:pPr>
+      <w:r>
+        <w:rPr>
+          <w:color w:val="000000"/>
+        </w:rPr>
+        <w:t>8. The car is being ___ (repair).</w:t>
+      </w:r>
+    </w:p>
+    <w:p>
+      <w:pPr>
+        <w:spacing w:before="120" w:after="160"/>
+      </w:pPr>
+      <w:r>
+        <w:rPr>
+          <w:color w:val="000000"/>
+        </w:rPr>
+        <w:t>9. The emails have been ___ (send).</w:t>
+      </w:r>
+    </w:p>
+    <w:p>
+      <w:pPr>
+        <w:spacing w:before="120" w:after="160"/>
+      </w:pPr>
+      <w:r>
+        <w:rPr>
+          <w:color w:val="000000"/>
+        </w:rPr>
+        <w:t>10. The trees will be ___ (plant) tomorrow.</w:t>
+      </w:r>
+    </w:p>
+    <w:p>
+      <w:pPr>
+        <w:spacing w:before="240" w:after="60"/>
+        <w:keepNext/>
+      </w:pPr>
+      <w:r>
+        <w:rPr>
+          <w:color w:val="000000"/>
           <w:b/>
         </w:rPr>
-        <w:t xml:space="preserve">PHẦN 5. CÂU BỊ ĐỘNG VỚI ĐỘNG TỪ TƯỜNG THUẬT (10 điểm)</w:t>
-      </w:r>
-    </w:p>
-    <w:p>
-      <w:r>
-        <w:t xml:space="preserve">1. People claim that the product is safe.</w:t>
-      </w:r>
-    </w:p>
-    <w:p>
-      <w:r>
-        <w:t xml:space="preserve">2. They know that she left early.</w:t>
-      </w:r>
-    </w:p>
-    <w:p>
-      <w:r>
-        <w:t xml:space="preserve">3. People suppose that he knows the answer.</w:t>
-      </w:r>
-    </w:p>
-    <w:p>
-      <w:r>
-        <w:t xml:space="preserve">4. They report that two people were injured.</w:t>
-      </w:r>
-    </w:p>
-    <w:p>
-      <w:r>
-        <w:t xml:space="preserve">5. People say that the restaurant serves good food.</w:t>
-      </w:r>
-    </w:p>
-    <w:p>
-      <w:r>
-        <w:t xml:space="preserve">6. People say that he is honest.</w:t>
-      </w:r>
-    </w:p>
-    <w:p>
-      <w:r>
-        <w:t xml:space="preserve">7. They believe that the painting is valuable.</w:t>
-      </w:r>
-    </w:p>
-    <w:p>
-      <w:r>
-        <w:t xml:space="preserve">8. People think that she lives abroad.</w:t>
-      </w:r>
-    </w:p>
-    <w:p>
-      <w:r>
-        <w:t xml:space="preserve">9. They expect that the team will win.</w:t>
-      </w:r>
-    </w:p>
-    <w:p>
-      <w:r>
-        <w:t xml:space="preserve">10. People know that water boils at 100°C.</w:t>
-      </w:r>
-    </w:p>
-    <w:p>
-      <w:r>
-        <w:rPr>
+        <w:t>PHẦN 4. CÂU BỊ ĐỘNG VỚI HAI TÂN NGỮ (10 điểm)</w:t>
+      </w:r>
+    </w:p>
+    <w:p>
+      <w:pPr>
+        <w:spacing w:before="0" w:after="60"/>
+        <w:keepNext/>
+      </w:pPr>
+      <w:r>
+        <w:rPr>
+          <w:color w:val="000000"/>
+          <w:i/>
+        </w:rPr>
+        <w:t>Hướng dẫn: Viết lại câu bị động với hai tân ngữ; có thể nêu cả hai cách khi phù hợp.</w:t>
+      </w:r>
+    </w:p>
+    <w:p>
+      <w:pPr>
+        <w:spacing w:before="40" w:after="60"/>
+      </w:pPr>
+      <w:r>
+        <w:rPr>
+          <w:color w:val="000000"/>
+        </w:rPr>
+        <w:t>1. He wrote his friend a letter.</w:t>
+      </w:r>
+    </w:p>
+    <w:p>
+      <w:pPr>
+        <w:spacing w:before="120" w:after="160"/>
+      </w:pPr>
+      <w:r>
+        <w:rPr>
+          <w:color w:val="000000"/>
+        </w:rPr>
+        <w:t>2. The company paid workers a bonus.</w:t>
+      </w:r>
+    </w:p>
+    <w:p>
+      <w:pPr>
+        <w:spacing w:before="120" w:after="160"/>
+      </w:pPr>
+      <w:r>
+        <w:rPr>
+          <w:color w:val="000000"/>
+        </w:rPr>
+        <w:t>3. She cooked the children lunch.</w:t>
+      </w:r>
+    </w:p>
+    <w:p>
+      <w:pPr>
+        <w:spacing w:before="120" w:after="160"/>
+      </w:pPr>
+      <w:r>
+        <w:rPr>
+          <w:color w:val="000000"/>
+        </w:rPr>
+        <w:t>4. We asked him a question.</w:t>
+      </w:r>
+    </w:p>
+    <w:p>
+      <w:pPr>
+        <w:spacing w:before="120" w:after="160"/>
+      </w:pPr>
+      <w:r>
+        <w:rPr>
+          <w:color w:val="000000"/>
+        </w:rPr>
+        <w:t>5. They awarded Hoa a scholarship.</w:t>
+      </w:r>
+    </w:p>
+    <w:p>
+      <w:pPr>
+        <w:spacing w:before="120" w:after="160"/>
+      </w:pPr>
+      <w:r>
+        <w:rPr>
+          <w:color w:val="000000"/>
+        </w:rPr>
+        <w:t>6. They gave Mai a prize.</w:t>
+      </w:r>
+    </w:p>
+    <w:p>
+      <w:pPr>
+        <w:spacing w:before="120" w:after="160"/>
+      </w:pPr>
+      <w:r>
+        <w:rPr>
+          <w:color w:val="000000"/>
+        </w:rPr>
+        <w:t>7. My mother bought me a jacket.</w:t>
+      </w:r>
+    </w:p>
+    <w:p>
+      <w:pPr>
+        <w:spacing w:before="120" w:after="160"/>
+      </w:pPr>
+      <w:r>
+        <w:rPr>
+          <w:color w:val="000000"/>
+        </w:rPr>
+        <w:t>8. The teacher taught us English.</w:t>
+      </w:r>
+    </w:p>
+    <w:p>
+      <w:pPr>
+        <w:spacing w:before="120" w:after="160"/>
+      </w:pPr>
+      <w:r>
+        <w:rPr>
+          <w:color w:val="000000"/>
+        </w:rPr>
+        <w:t>9. Nam sent Lan an email.</w:t>
+      </w:r>
+    </w:p>
+    <w:p>
+      <w:pPr>
+        <w:spacing w:before="120" w:after="160"/>
+      </w:pPr>
+      <w:r>
+        <w:rPr>
+          <w:color w:val="000000"/>
+        </w:rPr>
+        <w:t>10. She showed me the photo.</w:t>
+      </w:r>
+    </w:p>
+    <w:p>
+      <w:pPr>
+        <w:spacing w:before="240" w:after="60"/>
+        <w:keepNext/>
+      </w:pPr>
+      <w:r>
+        <w:rPr>
+          <w:color w:val="000000"/>
           <w:b/>
         </w:rPr>
-        <w:t xml:space="preserve">PHẦN 6. HAVE/GET SOMETHING DONE (10 điểm)</w:t>
-      </w:r>
-    </w:p>
-    <w:p>
-      <w:r>
-        <w:t xml:space="preserve">1. A plumber fixed Mai's sink. (got)</w:t>
-      </w:r>
-    </w:p>
-    <w:p>
-      <w:r>
-        <w:t xml:space="preserve">2. Someone will decorate the hall. (will have)</w:t>
-      </w:r>
-    </w:p>
-    <w:p>
-      <w:r>
-        <w:t xml:space="preserve">3. A doctor tested his eyes. (had)</w:t>
-      </w:r>
-    </w:p>
-    <w:p>
-      <w:r>
-        <w:t xml:space="preserve">4. A shop printed my cards. (got)</w:t>
-      </w:r>
-    </w:p>
-    <w:p>
-      <w:r>
-        <w:t xml:space="preserve">5. Someone washes their windows monthly. (have)</w:t>
-      </w:r>
-    </w:p>
-    <w:p>
-      <w:r>
-        <w:t xml:space="preserve">6. A mechanic repaired my car. (had)</w:t>
-      </w:r>
-    </w:p>
-    <w:p>
-      <w:r>
-        <w:t xml:space="preserve">7. A hairdresser cut Lan's hair. (had)</w:t>
-      </w:r>
-    </w:p>
-    <w:p>
-      <w:r>
-        <w:t xml:space="preserve">8. Someone is painting our house. (are having)</w:t>
-      </w:r>
-    </w:p>
-    <w:p>
-      <w:r>
-        <w:t xml:space="preserve">9. A dentist will check my teeth. (will have)</w:t>
-      </w:r>
-    </w:p>
-    <w:p>
-      <w:r>
-        <w:t xml:space="preserve">10. A technician installed Nam's computer. (got)</w:t>
-      </w:r>
-    </w:p>
-    <w:p>
-      <w:r>
-        <w:rPr>
+        <w:t>PHẦN 5. CÂU BỊ ĐỘNG VỚI ĐỘNG TỪ TƯỜNG THUẬT (10 điểm)</w:t>
+      </w:r>
+    </w:p>
+    <w:p>
+      <w:pPr>
+        <w:spacing w:before="0" w:after="60"/>
+        <w:keepNext/>
+      </w:pPr>
+      <w:r>
+        <w:rPr>
+          <w:color w:val="000000"/>
+          <w:i/>
+        </w:rPr>
+        <w:t>Hướng dẫn: Viết lại câu bằng cấu trúc bị động với động từ tường thuật.</w:t>
+      </w:r>
+    </w:p>
+    <w:p>
+      <w:pPr>
+        <w:spacing w:before="40" w:after="60"/>
+      </w:pPr>
+      <w:r>
+        <w:rPr>
+          <w:color w:val="000000"/>
+        </w:rPr>
+        <w:t>1. People claim that the product is safe.</w:t>
+      </w:r>
+    </w:p>
+    <w:p>
+      <w:pPr>
+        <w:spacing w:before="120" w:after="160"/>
+      </w:pPr>
+      <w:r>
+        <w:rPr>
+          <w:color w:val="000000"/>
+        </w:rPr>
+        <w:t>2. They know that she left early.</w:t>
+      </w:r>
+    </w:p>
+    <w:p>
+      <w:pPr>
+        <w:spacing w:before="120" w:after="160"/>
+      </w:pPr>
+      <w:r>
+        <w:rPr>
+          <w:color w:val="000000"/>
+        </w:rPr>
+        <w:t>3. People suppose that he knows the answer.</w:t>
+      </w:r>
+    </w:p>
+    <w:p>
+      <w:pPr>
+        <w:spacing w:before="120" w:after="160"/>
+      </w:pPr>
+      <w:r>
+        <w:rPr>
+          <w:color w:val="000000"/>
+        </w:rPr>
+        <w:t>4. They report that two people were injured.</w:t>
+      </w:r>
+    </w:p>
+    <w:p>
+      <w:pPr>
+        <w:spacing w:before="120" w:after="160"/>
+      </w:pPr>
+      <w:r>
+        <w:rPr>
+          <w:color w:val="000000"/>
+        </w:rPr>
+        <w:t>5. People say that the restaurant serves good food.</w:t>
+      </w:r>
+    </w:p>
+    <w:p>
+      <w:pPr>
+        <w:spacing w:before="120" w:after="160"/>
+      </w:pPr>
+      <w:r>
+        <w:rPr>
+          <w:color w:val="000000"/>
+        </w:rPr>
+        <w:t>6. People say that he is honest.</w:t>
+      </w:r>
+    </w:p>
+    <w:p>
+      <w:pPr>
+        <w:spacing w:before="120" w:after="160"/>
+      </w:pPr>
+      <w:r>
+        <w:rPr>
+          <w:color w:val="000000"/>
+        </w:rPr>
+        <w:t>7. They believe that the painting is valuable.</w:t>
+      </w:r>
+    </w:p>
+    <w:p>
+      <w:pPr>
+        <w:spacing w:before="120" w:after="160"/>
+      </w:pPr>
+      <w:r>
+        <w:rPr>
+          <w:color w:val="000000"/>
+        </w:rPr>
+        <w:t>8. People think that she lives abroad.</w:t>
+      </w:r>
+    </w:p>
+    <w:p>
+      <w:pPr>
+        <w:spacing w:before="120" w:after="160"/>
+      </w:pPr>
+      <w:r>
+        <w:rPr>
+          <w:color w:val="000000"/>
+        </w:rPr>
+        <w:t>9. They expect that the team will win.</w:t>
+      </w:r>
+    </w:p>
+    <w:p>
+      <w:pPr>
+        <w:spacing w:before="120" w:after="160"/>
+      </w:pPr>
+      <w:r>
+        <w:rPr>
+          <w:color w:val="000000"/>
+        </w:rPr>
+        <w:t>10. People know that water boils at 100°C.</w:t>
+      </w:r>
+    </w:p>
+    <w:p>
+      <w:pPr>
+        <w:spacing w:before="240" w:after="60"/>
+        <w:keepNext/>
+      </w:pPr>
+      <w:r>
+        <w:rPr>
+          <w:color w:val="000000"/>
           <w:b/>
         </w:rPr>
-        <w:t xml:space="preserve">PHẦN 7. SỬA LỖI SAI (10 điểm)</w:t>
-      </w:r>
-    </w:p>
-    <w:p>
-      <w:r>
-        <w:t xml:space="preserve">1. Was written the letter by Lan?</w:t>
-      </w:r>
-    </w:p>
-    <w:p>
-      <w:r>
-        <w:t xml:space="preserve">2. The road was being build.</w:t>
-      </w:r>
-    </w:p>
-    <w:p>
-      <w:r>
-        <w:t xml:space="preserve">3. The result has not announced.</w:t>
-      </w:r>
-    </w:p>
-    <w:p>
-      <w:r>
-        <w:t xml:space="preserve">4. She got her hair cutted.</w:t>
-      </w:r>
-    </w:p>
-    <w:p>
-      <w:r>
-        <w:t xml:space="preserve">5. This problem can solved.</w:t>
-      </w:r>
-    </w:p>
-    <w:p>
-      <w:r>
-        <w:t xml:space="preserve">6. The room cleans every day.</w:t>
-      </w:r>
-    </w:p>
-    <w:p>
-      <w:r>
-        <w:t xml:space="preserve">7. The bridge was build last year.</w:t>
-      </w:r>
-    </w:p>
-    <w:p>
-      <w:r>
-        <w:t xml:space="preserve">8. The car is being repair.</w:t>
-      </w:r>
-    </w:p>
-    <w:p>
-      <w:r>
-        <w:t xml:space="preserve">9. The letters have sent.</w:t>
-      </w:r>
-    </w:p>
-    <w:p>
-      <w:r>
-        <w:t xml:space="preserve">10. The work will finished tomorrow.</w:t>
-      </w:r>
-    </w:p>
-    <w:p>
-      <w:r>
-        <w:rPr>
+        <w:t>PHẦN 6. HAVE/GET SOMETHING DONE (10 điểm)</w:t>
+      </w:r>
+    </w:p>
+    <w:p>
+      <w:pPr>
+        <w:spacing w:before="0" w:after="60"/>
+        <w:keepNext/>
+      </w:pPr>
+      <w:r>
+        <w:rPr>
+          <w:color w:val="000000"/>
+          <w:i/>
+        </w:rPr>
+        <w:t>Hướng dẫn: Viết lại câu bằng have/get something done theo từ gợi ý.</w:t>
+      </w:r>
+    </w:p>
+    <w:p>
+      <w:pPr>
+        <w:spacing w:before="40" w:after="60"/>
+      </w:pPr>
+      <w:r>
+        <w:rPr>
+          <w:color w:val="000000"/>
+        </w:rPr>
+        <w:t>1. A plumber fixed Mai's sink. (got)</w:t>
+      </w:r>
+    </w:p>
+    <w:p>
+      <w:pPr>
+        <w:spacing w:before="120" w:after="160"/>
+      </w:pPr>
+      <w:r>
+        <w:rPr>
+          <w:color w:val="000000"/>
+        </w:rPr>
+        <w:t>2. Someone will decorate the hall. (will have)</w:t>
+      </w:r>
+    </w:p>
+    <w:p>
+      <w:pPr>
+        <w:spacing w:before="120" w:after="160"/>
+      </w:pPr>
+      <w:r>
+        <w:rPr>
+          <w:color w:val="000000"/>
+        </w:rPr>
+        <w:t>3. A doctor tested his eyes. (had)</w:t>
+      </w:r>
+    </w:p>
+    <w:p>
+      <w:pPr>
+        <w:spacing w:before="120" w:after="160"/>
+      </w:pPr>
+      <w:r>
+        <w:rPr>
+          <w:color w:val="000000"/>
+        </w:rPr>
+        <w:t>4. A shop printed my cards. (got)</w:t>
+      </w:r>
+    </w:p>
+    <w:p>
+      <w:pPr>
+        <w:spacing w:before="120" w:after="160"/>
+      </w:pPr>
+      <w:r>
+        <w:rPr>
+          <w:color w:val="000000"/>
+        </w:rPr>
+        <w:t>5. Someone washes their windows monthly. (have)</w:t>
+      </w:r>
+    </w:p>
+    <w:p>
+      <w:pPr>
+        <w:spacing w:before="120" w:after="160"/>
+      </w:pPr>
+      <w:r>
+        <w:rPr>
+          <w:color w:val="000000"/>
+        </w:rPr>
+        <w:t>6. A mechanic repaired my car. (had)</w:t>
+      </w:r>
+    </w:p>
+    <w:p>
+      <w:pPr>
+        <w:spacing w:before="120" w:after="160"/>
+      </w:pPr>
+      <w:r>
+        <w:rPr>
+          <w:color w:val="000000"/>
+        </w:rPr>
+        <w:t>7. A hairdresser cut Lan's hair. (had)</w:t>
+      </w:r>
+    </w:p>
+    <w:p>
+      <w:pPr>
+        <w:spacing w:before="120" w:after="160"/>
+      </w:pPr>
+      <w:r>
+        <w:rPr>
+          <w:color w:val="000000"/>
+        </w:rPr>
+        <w:t>8. Someone is painting our house. (are having)</w:t>
+      </w:r>
+    </w:p>
+    <w:p>
+      <w:pPr>
+        <w:spacing w:before="120" w:after="160"/>
+      </w:pPr>
+      <w:r>
+        <w:rPr>
+          <w:color w:val="000000"/>
+        </w:rPr>
+        <w:t>9. A dentist will check my teeth. (will have)</w:t>
+      </w:r>
+    </w:p>
+    <w:p>
+      <w:pPr>
+        <w:spacing w:before="120" w:after="160"/>
+      </w:pPr>
+      <w:r>
+        <w:rPr>
+          <w:color w:val="000000"/>
+        </w:rPr>
+        <w:t>10. A technician installed Nam's computer. (got)</w:t>
+      </w:r>
+    </w:p>
+    <w:p>
+      <w:pPr>
+        <w:spacing w:before="240" w:after="60"/>
+        <w:keepNext/>
+      </w:pPr>
+      <w:r>
+        <w:rPr>
+          <w:color w:val="000000"/>
           <w:b/>
         </w:rPr>
-        <w:t xml:space="preserve">PHẦN 8. DỊCH SANG TIẾNG ANH (10 điểm)</w:t>
-      </w:r>
-    </w:p>
-    <w:p>
-      <w:r>
-        <w:t xml:space="preserve">1. Tiếng Anh được nói ở nhiều nước.</w:t>
-      </w:r>
-    </w:p>
-    <w:p>
-      <w:r>
-        <w:t xml:space="preserve">2. Cây cầu đã được xây năm ngoái.</w:t>
-      </w:r>
-    </w:p>
-    <w:p>
-      <w:r>
-        <w:t xml:space="preserve">3. Căn phòng đang được dọn.</w:t>
-      </w:r>
-    </w:p>
-    <w:p>
-      <w:r>
-        <w:t xml:space="preserve">4. Bức thư đã được gửi.</w:t>
-      </w:r>
-    </w:p>
-    <w:p>
-      <w:r>
-        <w:t xml:space="preserve">5. Kết quả sẽ được công bố ngày mai.</w:t>
-      </w:r>
-    </w:p>
-    <w:p>
-      <w:r>
-        <w:t xml:space="preserve">6. Mũ bảo hiểm phải được đội.</w:t>
-      </w:r>
-    </w:p>
-    <w:p>
-      <w:r>
-        <w:t xml:space="preserve">7. Lan được tặng một phần thưởng.</w:t>
-      </w:r>
-    </w:p>
-    <w:p>
-      <w:r>
-        <w:t xml:space="preserve">8. Anh ấy được cho là rất tài năng.</w:t>
-      </w:r>
-    </w:p>
-    <w:p>
-      <w:r>
-        <w:t xml:space="preserve">9. Tôi đã cắt tóc hôm qua.</w:t>
-      </w:r>
-    </w:p>
-    <w:p>
-      <w:r>
-        <w:t xml:space="preserve">10. Một bệnh viện sắp được xây ở đây.</w:t>
-      </w:r>
-    </w:p>
-    <w:p>
-      <w:r>
-        <w:rPr>
+        <w:t>PHẦN 7. SỬA LỖI SAI (10 điểm)</w:t>
+      </w:r>
+    </w:p>
+    <w:p>
+      <w:pPr>
+        <w:spacing w:before="0" w:after="60"/>
+        <w:keepNext/>
+      </w:pPr>
+      <w:r>
+        <w:rPr>
+          <w:color w:val="000000"/>
+          <w:i/>
+        </w:rPr>
+        <w:t>Hướng dẫn: Tìm lỗi sai và viết lại câu đúng hoàn chỉnh.</w:t>
+      </w:r>
+    </w:p>
+    <w:p>
+      <w:pPr>
+        <w:spacing w:before="40" w:after="60"/>
+      </w:pPr>
+      <w:r>
+        <w:rPr>
+          <w:color w:val="000000"/>
+        </w:rPr>
+        <w:t>1. Was written the letter by Lan?</w:t>
+      </w:r>
+    </w:p>
+    <w:p>
+      <w:pPr>
+        <w:spacing w:before="120" w:after="160"/>
+      </w:pPr>
+      <w:r>
+        <w:rPr>
+          <w:color w:val="000000"/>
+        </w:rPr>
+        <w:t>2. The road was being build.</w:t>
+      </w:r>
+    </w:p>
+    <w:p>
+      <w:pPr>
+        <w:spacing w:before="120" w:after="160"/>
+      </w:pPr>
+      <w:r>
+        <w:rPr>
+          <w:color w:val="000000"/>
+        </w:rPr>
+        <w:t>3. The result has not announced.</w:t>
+      </w:r>
+    </w:p>
+    <w:p>
+      <w:pPr>
+        <w:spacing w:before="120" w:after="160"/>
+      </w:pPr>
+      <w:r>
+        <w:rPr>
+          <w:color w:val="000000"/>
+        </w:rPr>
+        <w:t>4. She got her hair cutted.</w:t>
+      </w:r>
+    </w:p>
+    <w:p>
+      <w:pPr>
+        <w:spacing w:before="120" w:after="160"/>
+      </w:pPr>
+      <w:r>
+        <w:rPr>
+          <w:color w:val="000000"/>
+        </w:rPr>
+        <w:t>5. This problem can solved.</w:t>
+      </w:r>
+    </w:p>
+    <w:p>
+      <w:pPr>
+        <w:spacing w:before="120" w:after="160"/>
+      </w:pPr>
+      <w:r>
+        <w:rPr>
+          <w:color w:val="000000"/>
+        </w:rPr>
+        <w:t>6. The room cleans every day.</w:t>
+      </w:r>
+    </w:p>
+    <w:p>
+      <w:pPr>
+        <w:spacing w:before="120" w:after="160"/>
+      </w:pPr>
+      <w:r>
+        <w:rPr>
+          <w:color w:val="000000"/>
+        </w:rPr>
+        <w:t>7. The bridge was build last year.</w:t>
+      </w:r>
+    </w:p>
+    <w:p>
+      <w:pPr>
+        <w:spacing w:before="120" w:after="160"/>
+      </w:pPr>
+      <w:r>
+        <w:rPr>
+          <w:color w:val="000000"/>
+        </w:rPr>
+        <w:t>8. The car is being repair.</w:t>
+      </w:r>
+    </w:p>
+    <w:p>
+      <w:pPr>
+        <w:spacing w:before="120" w:after="160"/>
+      </w:pPr>
+      <w:r>
+        <w:rPr>
+          <w:color w:val="000000"/>
+        </w:rPr>
+        <w:t>9. The letters have sent.</w:t>
+      </w:r>
+    </w:p>
+    <w:p>
+      <w:pPr>
+        <w:spacing w:before="120" w:after="160"/>
+      </w:pPr>
+      <w:r>
+        <w:rPr>
+          <w:color w:val="000000"/>
+        </w:rPr>
+        <w:t>10. The work will finished tomorrow.</w:t>
+      </w:r>
+    </w:p>
+    <w:p>
+      <w:pPr>
+        <w:spacing w:before="240" w:after="60"/>
+        <w:keepNext/>
+      </w:pPr>
+      <w:r>
+        <w:rPr>
+          <w:color w:val="000000"/>
           <w:b/>
         </w:rPr>
-        <w:t xml:space="preserve">PHẦN 9. ĐỌC HIỂU (10 điểm)</w:t>
-      </w:r>
-    </w:p>
-    <w:p>
-      <w:r>
-        <w:t xml:space="preserve">Our school held a science fair last Friday. Projects were prepared by students from six classes. Each visitor was given a voting card, and prizes were awarded to three teams. The winning robot is believed to be able to sort recyclable waste. Photos were taken by the school photographer, and they will be published online. Next year, the event may be organized in a larger hall.</w:t>
-      </w:r>
-    </w:p>
-    <w:p>
-      <w:r>
-        <w:t xml:space="preserve">1. When was the fair held? 2. Who prepared the projects? 3. What was each visitor given? 4. What is the robot believed to do? 5. Where will the photos be published?</w:t>
-      </w:r>
-    </w:p>
-    <w:p>
-      <w:r>
-        <w:rPr>
+        <w:t>PHẦN 8. DỊCH SANG TIẾNG ANH (10 điểm)</w:t>
+      </w:r>
+    </w:p>
+    <w:p>
+      <w:pPr>
+        <w:spacing w:before="0" w:after="60"/>
+        <w:keepNext/>
+      </w:pPr>
+      <w:r>
+        <w:rPr>
+          <w:color w:val="000000"/>
+          <w:i/>
+        </w:rPr>
+        <w:t>Hướng dẫn: Dịch từng câu sang tiếng Anh tự nhiên và đúng ngữ pháp.</w:t>
+      </w:r>
+    </w:p>
+    <w:p>
+      <w:pPr>
+        <w:spacing w:before="40" w:after="60"/>
+      </w:pPr>
+      <w:r>
+        <w:rPr>
+          <w:color w:val="000000"/>
+        </w:rPr>
+        <w:t>1. Tiếng Anh được nói ở nhiều nước.</w:t>
+      </w:r>
+    </w:p>
+    <w:p>
+      <w:pPr>
+        <w:spacing w:before="120" w:after="160"/>
+      </w:pPr>
+      <w:r>
+        <w:rPr>
+          <w:color w:val="000000"/>
+        </w:rPr>
+        <w:t>2. Cây cầu đã được xây năm ngoái.</w:t>
+      </w:r>
+    </w:p>
+    <w:p>
+      <w:pPr>
+        <w:spacing w:before="120" w:after="160"/>
+      </w:pPr>
+      <w:r>
+        <w:rPr>
+          <w:color w:val="000000"/>
+        </w:rPr>
+        <w:t>3. Căn phòng đang được dọn.</w:t>
+      </w:r>
+    </w:p>
+    <w:p>
+      <w:pPr>
+        <w:spacing w:before="120" w:after="160"/>
+      </w:pPr>
+      <w:r>
+        <w:rPr>
+          <w:color w:val="000000"/>
+        </w:rPr>
+        <w:t>4. Bức thư đã được gửi.</w:t>
+      </w:r>
+    </w:p>
+    <w:p>
+      <w:pPr>
+        <w:spacing w:before="120" w:after="160"/>
+      </w:pPr>
+      <w:r>
+        <w:rPr>
+          <w:color w:val="000000"/>
+        </w:rPr>
+        <w:t>5. Kết quả sẽ được công bố ngày mai.</w:t>
+      </w:r>
+    </w:p>
+    <w:p>
+      <w:pPr>
+        <w:spacing w:before="120" w:after="160"/>
+      </w:pPr>
+      <w:r>
+        <w:rPr>
+          <w:color w:val="000000"/>
+        </w:rPr>
+        <w:t>6. Mũ bảo hiểm phải được đội.</w:t>
+      </w:r>
+    </w:p>
+    <w:p>
+      <w:pPr>
+        <w:spacing w:before="120" w:after="160"/>
+      </w:pPr>
+      <w:r>
+        <w:rPr>
+          <w:color w:val="000000"/>
+        </w:rPr>
+        <w:t>7. Lan được tặng một phần thưởng.</w:t>
+      </w:r>
+    </w:p>
+    <w:p>
+      <w:pPr>
+        <w:spacing w:before="120" w:after="160"/>
+      </w:pPr>
+      <w:r>
+        <w:rPr>
+          <w:color w:val="000000"/>
+        </w:rPr>
+        <w:t>8. Anh ấy được cho là rất tài năng.</w:t>
+      </w:r>
+    </w:p>
+    <w:p>
+      <w:pPr>
+        <w:spacing w:before="120" w:after="160"/>
+      </w:pPr>
+      <w:r>
+        <w:rPr>
+          <w:color w:val="000000"/>
+        </w:rPr>
+        <w:t>9. Tôi đã cắt tóc hôm qua.</w:t>
+      </w:r>
+    </w:p>
+    <w:p>
+      <w:pPr>
+        <w:spacing w:before="120" w:after="160"/>
+      </w:pPr>
+      <w:r>
+        <w:rPr>
+          <w:color w:val="000000"/>
+        </w:rPr>
+        <w:t>10. Một bệnh viện sắp được xây ở đây.</w:t>
+      </w:r>
+    </w:p>
+    <w:p>
+      <w:pPr>
+        <w:spacing w:before="240" w:after="60"/>
+        <w:keepNext/>
+      </w:pPr>
+      <w:r>
+        <w:rPr>
+          <w:color w:val="000000"/>
           <w:b/>
         </w:rPr>
-        <w:t xml:space="preserve">PHẦN 10. VIẾT (10 điểm)</w:t>
-      </w:r>
-    </w:p>
-    <w:p>
-      <w:r>
-        <w:t xml:space="preserve">Viết 90–110 từ kể về một sự kiện của trường. Dùng câu bị động cơ bản và ít nhất hai cấu trúc nâng cao.</w:t>
-      </w:r>
-    </w:p>
-    <w:p>
-      <w:r>
-        <w:rPr>
+        <w:t>PHẦN 9. ĐỌC HIỂU (10 điểm)</w:t>
+      </w:r>
+    </w:p>
+    <w:p>
+      <w:pPr>
+        <w:spacing w:before="0" w:after="60"/>
+        <w:keepNext/>
+      </w:pPr>
+      <w:r>
+        <w:rPr>
+          <w:color w:val="000000"/>
+          <w:i/>
+        </w:rPr>
+        <w:t>Hướng dẫn: Đọc đoạn văn và trả lời từng câu hỏi bằng thông tin trong bài.</w:t>
+      </w:r>
+    </w:p>
+    <w:p>
+      <w:pPr>
+        <w:spacing w:before="0" w:after="120"/>
+      </w:pPr>
+      <w:r>
+        <w:rPr>
+          <w:color w:val="000000"/>
+        </w:rPr>
+        <w:t>Our school held a science fair last Friday. Projects were prepared by students from six classes.</w:t>
+      </w:r>
+    </w:p>
+    <w:p>
+      <w:pPr>
+        <w:spacing w:before="0" w:after="120"/>
+      </w:pPr>
+      <w:r>
+        <w:rPr>
+          <w:color w:val="000000"/>
+        </w:rPr>
+        <w:t>Each visitor was given a voting card, and prizes were awarded to three teams. The winning robot is believed to be able to sort recyclable waste.</w:t>
+      </w:r>
+    </w:p>
+    <w:p>
+      <w:pPr>
+        <w:spacing w:before="0" w:after="120"/>
+      </w:pPr>
+      <w:r>
+        <w:rPr>
+          <w:color w:val="000000"/>
+        </w:rPr>
+        <w:t>Photos were taken by the school photographer, and they will be published online. Next year, the event may be organized in a larger hall.</w:t>
+      </w:r>
+    </w:p>
+    <w:p>
+      <w:pPr>
+        <w:spacing w:before="120" w:after="160"/>
+      </w:pPr>
+      <w:r>
+        <w:rPr>
+          <w:color w:val="000000"/>
+        </w:rPr>
+        <w:t>1. When was the fair held?</w:t>
+      </w:r>
+    </w:p>
+    <w:p>
+      <w:pPr>
+        <w:spacing w:before="120" w:after="160"/>
+      </w:pPr>
+      <w:r>
+        <w:rPr>
+          <w:color w:val="000000"/>
+        </w:rPr>
+        <w:t>2. Who prepared the projects?</w:t>
+      </w:r>
+    </w:p>
+    <w:p>
+      <w:pPr>
+        <w:spacing w:before="120" w:after="160"/>
+      </w:pPr>
+      <w:r>
+        <w:rPr>
+          <w:color w:val="000000"/>
+        </w:rPr>
+        <w:t>3. What was each visitor given?</w:t>
+      </w:r>
+    </w:p>
+    <w:p>
+      <w:pPr>
+        <w:spacing w:before="120" w:after="160"/>
+      </w:pPr>
+      <w:r>
+        <w:rPr>
+          <w:color w:val="000000"/>
+        </w:rPr>
+        <w:t>4. What is the robot believed to do?</w:t>
+      </w:r>
+    </w:p>
+    <w:p>
+      <w:pPr>
+        <w:spacing w:before="120" w:after="160"/>
+      </w:pPr>
+      <w:r>
+        <w:rPr>
+          <w:color w:val="000000"/>
+        </w:rPr>
+        <w:t>5. Where will the photos be published?</w:t>
+      </w:r>
+    </w:p>
+    <w:p>
+      <w:pPr>
+        <w:spacing w:before="240" w:after="60"/>
+        <w:keepNext/>
+      </w:pPr>
+      <w:r>
+        <w:rPr>
+          <w:color w:val="000000"/>
           <w:b/>
         </w:rPr>
-        <w:t xml:space="preserve">ĐÁP ÁN – ĐỀ 3</w:t>
-      </w:r>
-    </w:p>
-    <w:p>
-      <w:r>
-        <w:rPr>
+        <w:t>PHẦN 10. VIẾT (10 điểm)</w:t>
+      </w:r>
+    </w:p>
+    <w:p>
+      <w:pPr>
+        <w:spacing w:before="0" w:after="60"/>
+        <w:keepNext/>
+      </w:pPr>
+      <w:r>
+        <w:rPr>
+          <w:color w:val="000000"/>
+          <w:i/>
+        </w:rPr>
+        <w:t>Hướng dẫn: Viết đúng độ dài và sử dụng đủ các dạng câu bị động được yêu cầu.</w:t>
+      </w:r>
+    </w:p>
+    <w:p>
+      <w:pPr>
+        <w:spacing w:before="40" w:after="60"/>
+      </w:pPr>
+      <w:r>
+        <w:rPr>
+          <w:color w:val="000000"/>
+        </w:rPr>
+        <w:t>Viết 90–110 từ kể về một sự kiện của trường. Dùng câu bị động cơ bản và ít nhất hai cấu trúc nâng cao.</w:t>
+      </w:r>
+    </w:p>
+    <w:p>
+      <w:pPr>
+        <w:spacing w:before="0" w:after="280"/>
+        <w:keepNext/>
+        <w:jc w:val="center"/>
+      </w:pPr>
+      <w:r>
+        <w:rPr>
+          <w:color w:val="000000"/>
           <w:b/>
         </w:rPr>
-        <w:t xml:space="preserve">PHẦN 1: 1. B; 2. B; 3. B; 4. B; 5. A; 6. B; 7. B; 8. B; 9. A; 10. B</w:t>
-      </w:r>
-    </w:p>
-    <w:p>
-      <w:r>
-        <w:rPr>
+        <w:br w:type="page"/>
+        <w:t>ĐÁP ÁN</w:t>
+      </w:r>
+    </w:p>
+    <w:p>
+      <w:pPr>
+        <w:spacing w:before="240" w:after="60"/>
+        <w:keepNext/>
+      </w:pPr>
+      <w:r>
+        <w:rPr>
+          <w:color w:val="000000"/>
           <w:b/>
         </w:rPr>
-        <w:t xml:space="preserve">PHẦN 2: 1. Are the rooms cleaned daily?; 2. Nam was not invited.; 3. My bicycle has been stolen.; 4. Lunch is being prepared by the chef.; 5. These animals should be protected.; 6. Coffee is grown here.; 7. The museum was opened in 2010.; 8. The door is being painted.; 9. The road was being repaired.; 10. The result will be announced by the company.</w:t>
-      </w:r>
-    </w:p>
-    <w:p>
-      <w:r>
-        <w:rPr>
+        <w:t>PHẦN 1</w:t>
+      </w:r>
+    </w:p>
+    <w:p>
+      <w:pPr>
+        <w:spacing w:before="60" w:after="120"/>
+      </w:pPr>
+      <w:r>
+        <w:rPr>
+          <w:color w:val="000000"/>
+        </w:rPr>
+        <w:t>Câu 1: B</w:t>
+      </w:r>
+    </w:p>
+    <w:p>
+      <w:pPr>
+        <w:spacing w:before="60" w:after="120"/>
+      </w:pPr>
+      <w:r>
+        <w:rPr>
+          <w:color w:val="000000"/>
+        </w:rPr>
+        <w:t>Câu 2: B</w:t>
+      </w:r>
+    </w:p>
+    <w:p>
+      <w:pPr>
+        <w:spacing w:before="60" w:after="120"/>
+      </w:pPr>
+      <w:r>
+        <w:rPr>
+          <w:color w:val="000000"/>
+        </w:rPr>
+        <w:t>Câu 3: B</w:t>
+      </w:r>
+    </w:p>
+    <w:p>
+      <w:pPr>
+        <w:spacing w:before="60" w:after="120"/>
+      </w:pPr>
+      <w:r>
+        <w:rPr>
+          <w:color w:val="000000"/>
+        </w:rPr>
+        <w:t>Câu 4: B</w:t>
+      </w:r>
+    </w:p>
+    <w:p>
+      <w:pPr>
+        <w:spacing w:before="60" w:after="120"/>
+      </w:pPr>
+      <w:r>
+        <w:rPr>
+          <w:color w:val="000000"/>
+        </w:rPr>
+        <w:t>Câu 5: A</w:t>
+      </w:r>
+    </w:p>
+    <w:p>
+      <w:pPr>
+        <w:spacing w:before="60" w:after="120"/>
+      </w:pPr>
+      <w:r>
+        <w:rPr>
+          <w:color w:val="000000"/>
+        </w:rPr>
+        <w:t>Câu 6: B</w:t>
+      </w:r>
+    </w:p>
+    <w:p>
+      <w:pPr>
+        <w:spacing w:before="60" w:after="120"/>
+      </w:pPr>
+      <w:r>
+        <w:rPr>
+          <w:color w:val="000000"/>
+        </w:rPr>
+        <w:t>Câu 7: B</w:t>
+      </w:r>
+    </w:p>
+    <w:p>
+      <w:pPr>
+        <w:spacing w:before="60" w:after="120"/>
+      </w:pPr>
+      <w:r>
+        <w:rPr>
+          <w:color w:val="000000"/>
+        </w:rPr>
+        <w:t>Câu 8: B</w:t>
+      </w:r>
+    </w:p>
+    <w:p>
+      <w:pPr>
+        <w:spacing w:before="60" w:after="120"/>
+      </w:pPr>
+      <w:r>
+        <w:rPr>
+          <w:color w:val="000000"/>
+        </w:rPr>
+        <w:t>Câu 9: A</w:t>
+      </w:r>
+    </w:p>
+    <w:p>
+      <w:pPr>
+        <w:spacing w:before="60" w:after="120"/>
+      </w:pPr>
+      <w:r>
+        <w:rPr>
+          <w:color w:val="000000"/>
+        </w:rPr>
+        <w:t>Câu 10: B</w:t>
+      </w:r>
+    </w:p>
+    <w:p>
+      <w:pPr>
+        <w:spacing w:before="240" w:after="60"/>
+        <w:keepNext/>
+      </w:pPr>
+      <w:r>
+        <w:rPr>
+          <w:color w:val="000000"/>
           <w:b/>
         </w:rPr>
-        <w:t xml:space="preserve">PHẦN 3: 1. taken; 2. held; 3. broken; 4. kept; 5. known; 6. written; 7. made; 8. repaired; 9. sent; 10. planted</w:t>
-      </w:r>
-    </w:p>
-    <w:p>
-      <w:r>
-        <w:rPr>
+        <w:t>PHẦN 2</w:t>
+      </w:r>
+    </w:p>
+    <w:p>
+      <w:pPr>
+        <w:spacing w:before="60" w:after="120"/>
+      </w:pPr>
+      <w:r>
+        <w:rPr>
+          <w:color w:val="000000"/>
+        </w:rPr>
+        <w:t>Câu 1: Are the rooms cleaned daily?</w:t>
+      </w:r>
+    </w:p>
+    <w:p>
+      <w:pPr>
+        <w:spacing w:before="60" w:after="120"/>
+      </w:pPr>
+      <w:r>
+        <w:rPr>
+          <w:color w:val="000000"/>
+        </w:rPr>
+        <w:t>Câu 2: Nam was not invited.</w:t>
+      </w:r>
+    </w:p>
+    <w:p>
+      <w:pPr>
+        <w:spacing w:before="60" w:after="120"/>
+      </w:pPr>
+      <w:r>
+        <w:rPr>
+          <w:color w:val="000000"/>
+        </w:rPr>
+        <w:t>Câu 3: My bicycle has been stolen.</w:t>
+      </w:r>
+    </w:p>
+    <w:p>
+      <w:pPr>
+        <w:spacing w:before="60" w:after="120"/>
+      </w:pPr>
+      <w:r>
+        <w:rPr>
+          <w:color w:val="000000"/>
+        </w:rPr>
+        <w:t>Câu 4: Lunch is being prepared by the chef.</w:t>
+      </w:r>
+    </w:p>
+    <w:p>
+      <w:pPr>
+        <w:spacing w:before="60" w:after="120"/>
+      </w:pPr>
+      <w:r>
+        <w:rPr>
+          <w:color w:val="000000"/>
+        </w:rPr>
+        <w:t>Câu 5: These animals should be protected.</w:t>
+      </w:r>
+    </w:p>
+    <w:p>
+      <w:pPr>
+        <w:spacing w:before="60" w:after="120"/>
+      </w:pPr>
+      <w:r>
+        <w:rPr>
+          <w:color w:val="000000"/>
+        </w:rPr>
+        <w:t>Câu 6: Coffee is grown here.</w:t>
+      </w:r>
+    </w:p>
+    <w:p>
+      <w:pPr>
+        <w:spacing w:before="60" w:after="120"/>
+      </w:pPr>
+      <w:r>
+        <w:rPr>
+          <w:color w:val="000000"/>
+        </w:rPr>
+        <w:t>Câu 7: The museum was opened in 2010.</w:t>
+      </w:r>
+    </w:p>
+    <w:p>
+      <w:pPr>
+        <w:spacing w:before="60" w:after="120"/>
+      </w:pPr>
+      <w:r>
+        <w:rPr>
+          <w:color w:val="000000"/>
+        </w:rPr>
+        <w:t>Câu 8: The door is being painted.</w:t>
+      </w:r>
+    </w:p>
+    <w:p>
+      <w:pPr>
+        <w:spacing w:before="60" w:after="120"/>
+      </w:pPr>
+      <w:r>
+        <w:rPr>
+          <w:color w:val="000000"/>
+        </w:rPr>
+        <w:t>Câu 9: The road was being repaired.</w:t>
+      </w:r>
+    </w:p>
+    <w:p>
+      <w:pPr>
+        <w:spacing w:before="60" w:after="120"/>
+      </w:pPr>
+      <w:r>
+        <w:rPr>
+          <w:color w:val="000000"/>
+        </w:rPr>
+        <w:t>Câu 10: The result will be announced by the company.</w:t>
+      </w:r>
+    </w:p>
+    <w:p>
+      <w:pPr>
+        <w:spacing w:before="240" w:after="60"/>
+        <w:keepNext/>
+      </w:pPr>
+      <w:r>
+        <w:rPr>
+          <w:color w:val="000000"/>
           <w:b/>
         </w:rPr>
-        <w:t xml:space="preserve">PHẦN 4: 1. His friend was written a letter. / A letter was written to his friend.; 2. Workers were paid a bonus. / A bonus was paid to workers.; 3. The children were cooked lunch. / Lunch was cooked for the children.; 4. He was asked a question. / A question was asked of him.; 5. Hoa was awarded a scholarship. / A scholarship was awarded to Hoa.; 6. Mai was given a prize. / A prize was given to Mai.; 7. I was bought a jacket. / A jacket was bought for me.; 8. We were taught English. / English was taught to us.; 9. Lan was sent an email. / An email was sent to Lan.; 10. I was shown the photo. / The photo was shown to me.</w:t>
-      </w:r>
-    </w:p>
-    <w:p>
-      <w:r>
-        <w:rPr>
+        <w:t>PHẦN 3</w:t>
+      </w:r>
+    </w:p>
+    <w:p>
+      <w:pPr>
+        <w:spacing w:before="60" w:after="120"/>
+      </w:pPr>
+      <w:r>
+        <w:rPr>
+          <w:color w:val="000000"/>
+        </w:rPr>
+        <w:t>Câu 1: taken</w:t>
+      </w:r>
+    </w:p>
+    <w:p>
+      <w:pPr>
+        <w:spacing w:before="60" w:after="120"/>
+      </w:pPr>
+      <w:r>
+        <w:rPr>
+          <w:color w:val="000000"/>
+        </w:rPr>
+        <w:t>Câu 2: held</w:t>
+      </w:r>
+    </w:p>
+    <w:p>
+      <w:pPr>
+        <w:spacing w:before="60" w:after="120"/>
+      </w:pPr>
+      <w:r>
+        <w:rPr>
+          <w:color w:val="000000"/>
+        </w:rPr>
+        <w:t>Câu 3: broken</w:t>
+      </w:r>
+    </w:p>
+    <w:p>
+      <w:pPr>
+        <w:spacing w:before="60" w:after="120"/>
+      </w:pPr>
+      <w:r>
+        <w:rPr>
+          <w:color w:val="000000"/>
+        </w:rPr>
+        <w:t>Câu 4: kept</w:t>
+      </w:r>
+    </w:p>
+    <w:p>
+      <w:pPr>
+        <w:spacing w:before="60" w:after="120"/>
+      </w:pPr>
+      <w:r>
+        <w:rPr>
+          <w:color w:val="000000"/>
+        </w:rPr>
+        <w:t>Câu 5: known</w:t>
+      </w:r>
+    </w:p>
+    <w:p>
+      <w:pPr>
+        <w:spacing w:before="60" w:after="120"/>
+      </w:pPr>
+      <w:r>
+        <w:rPr>
+          <w:color w:val="000000"/>
+        </w:rPr>
+        <w:t>Câu 6: written</w:t>
+      </w:r>
+    </w:p>
+    <w:p>
+      <w:pPr>
+        <w:spacing w:before="60" w:after="120"/>
+      </w:pPr>
+      <w:r>
+        <w:rPr>
+          <w:color w:val="000000"/>
+        </w:rPr>
+        <w:t>Câu 7: made</w:t>
+      </w:r>
+    </w:p>
+    <w:p>
+      <w:pPr>
+        <w:spacing w:before="60" w:after="120"/>
+      </w:pPr>
+      <w:r>
+        <w:rPr>
+          <w:color w:val="000000"/>
+        </w:rPr>
+        <w:t>Câu 8: repaired</w:t>
+      </w:r>
+    </w:p>
+    <w:p>
+      <w:pPr>
+        <w:spacing w:before="60" w:after="120"/>
+      </w:pPr>
+      <w:r>
+        <w:rPr>
+          <w:color w:val="000000"/>
+        </w:rPr>
+        <w:t>Câu 9: sent</w:t>
+      </w:r>
+    </w:p>
+    <w:p>
+      <w:pPr>
+        <w:spacing w:before="60" w:after="120"/>
+      </w:pPr>
+      <w:r>
+        <w:rPr>
+          <w:color w:val="000000"/>
+        </w:rPr>
+        <w:t>Câu 10: planted</w:t>
+      </w:r>
+    </w:p>
+    <w:p>
+      <w:pPr>
+        <w:spacing w:before="240" w:after="60"/>
+        <w:keepNext/>
+      </w:pPr>
+      <w:r>
+        <w:rPr>
+          <w:color w:val="000000"/>
           <w:b/>
         </w:rPr>
-        <w:t xml:space="preserve">PHẦN 5: 1. The product is claimed to be safe.; 2. She is known to have left early.; 3. He is supposed to know the answer.; 4. Two people are reported to have been injured.; 5. The restaurant is said to serve good food.; 6. It is said that he is honest. / He is said to be honest.; 7. It is believed that the painting is valuable. / The painting is believed to be valuable.; 8. It is thought that she lives abroad. / She is thought to live abroad.; 9. The team is expected to win.; 10. It is known that water boils at 100°C.</w:t>
-      </w:r>
-    </w:p>
-    <w:p>
-      <w:r>
-        <w:rPr>
+        <w:t>PHẦN 4</w:t>
+      </w:r>
+    </w:p>
+    <w:p>
+      <w:pPr>
+        <w:spacing w:before="60" w:after="120"/>
+      </w:pPr>
+      <w:r>
+        <w:rPr>
+          <w:color w:val="000000"/>
+        </w:rPr>
+        <w:t>Câu 1: His friend was written a letter. / A letter was written to his friend.</w:t>
+      </w:r>
+    </w:p>
+    <w:p>
+      <w:pPr>
+        <w:spacing w:before="60" w:after="120"/>
+      </w:pPr>
+      <w:r>
+        <w:rPr>
+          <w:color w:val="000000"/>
+        </w:rPr>
+        <w:t>Câu 2: Workers were paid a bonus. / A bonus was paid to workers.</w:t>
+      </w:r>
+    </w:p>
+    <w:p>
+      <w:pPr>
+        <w:spacing w:before="60" w:after="120"/>
+      </w:pPr>
+      <w:r>
+        <w:rPr>
+          <w:color w:val="000000"/>
+        </w:rPr>
+        <w:t>Câu 3: The children were cooked lunch. / Lunch was cooked for the children.</w:t>
+      </w:r>
+    </w:p>
+    <w:p>
+      <w:pPr>
+        <w:spacing w:before="60" w:after="120"/>
+      </w:pPr>
+      <w:r>
+        <w:rPr>
+          <w:color w:val="000000"/>
+        </w:rPr>
+        <w:t>Câu 4: He was asked a question. / A question was asked of him.</w:t>
+      </w:r>
+    </w:p>
+    <w:p>
+      <w:pPr>
+        <w:spacing w:before="60" w:after="120"/>
+      </w:pPr>
+      <w:r>
+        <w:rPr>
+          <w:color w:val="000000"/>
+        </w:rPr>
+        <w:t>Câu 5: Hoa was awarded a scholarship. / A scholarship was awarded to Hoa.</w:t>
+      </w:r>
+    </w:p>
+    <w:p>
+      <w:pPr>
+        <w:spacing w:before="60" w:after="120"/>
+      </w:pPr>
+      <w:r>
+        <w:rPr>
+          <w:color w:val="000000"/>
+        </w:rPr>
+        <w:t>Câu 6: Mai was given a prize. / A prize was given to Mai.</w:t>
+      </w:r>
+    </w:p>
+    <w:p>
+      <w:pPr>
+        <w:spacing w:before="60" w:after="120"/>
+      </w:pPr>
+      <w:r>
+        <w:rPr>
+          <w:color w:val="000000"/>
+        </w:rPr>
+        <w:t>Câu 7: I was bought a jacket. / A jacket was bought for me.</w:t>
+      </w:r>
+    </w:p>
+    <w:p>
+      <w:pPr>
+        <w:spacing w:before="60" w:after="120"/>
+      </w:pPr>
+      <w:r>
+        <w:rPr>
+          <w:color w:val="000000"/>
+        </w:rPr>
+        <w:t>Câu 8: We were taught English. / English was taught to us.</w:t>
+      </w:r>
+    </w:p>
+    <w:p>
+      <w:pPr>
+        <w:spacing w:before="60" w:after="120"/>
+      </w:pPr>
+      <w:r>
+        <w:rPr>
+          <w:color w:val="000000"/>
+        </w:rPr>
+        <w:t>Câu 9: Lan was sent an email. / An email was sent to Lan.</w:t>
+      </w:r>
+    </w:p>
+    <w:p>
+      <w:pPr>
+        <w:spacing w:before="60" w:after="120"/>
+      </w:pPr>
+      <w:r>
+        <w:rPr>
+          <w:color w:val="000000"/>
+        </w:rPr>
+        <w:t>Câu 10: I was shown the photo. / The photo was shown to me.</w:t>
+      </w:r>
+    </w:p>
+    <w:p>
+      <w:pPr>
+        <w:spacing w:before="240" w:after="60"/>
+        <w:keepNext/>
+      </w:pPr>
+      <w:r>
+        <w:rPr>
+          <w:color w:val="000000"/>
           <w:b/>
         </w:rPr>
-        <w:t xml:space="preserve">PHẦN 6: 1. Mai got her sink fixed.; 2. We will have the hall decorated.; 3. He had his eyes tested.; 4. I got my cards printed.; 5. They have their windows washed monthly.; 6. I had my car repaired.; 7. Lan had her hair cut.; 8. We are having our house painted.; 9. I will have my teeth checked.; 10. Nam got his computer installed.</w:t>
-      </w:r>
-    </w:p>
-    <w:p>
-      <w:r>
-        <w:rPr>
+        <w:t>PHẦN 5</w:t>
+      </w:r>
+    </w:p>
+    <w:p>
+      <w:pPr>
+        <w:spacing w:before="60" w:after="120"/>
+      </w:pPr>
+      <w:r>
+        <w:rPr>
+          <w:color w:val="000000"/>
+        </w:rPr>
+        <w:t>Câu 1: The product is claimed to be safe.</w:t>
+      </w:r>
+    </w:p>
+    <w:p>
+      <w:pPr>
+        <w:spacing w:before="60" w:after="120"/>
+      </w:pPr>
+      <w:r>
+        <w:rPr>
+          <w:color w:val="000000"/>
+        </w:rPr>
+        <w:t>Câu 2: She is known to have left early.</w:t>
+      </w:r>
+    </w:p>
+    <w:p>
+      <w:pPr>
+        <w:spacing w:before="60" w:after="120"/>
+      </w:pPr>
+      <w:r>
+        <w:rPr>
+          <w:color w:val="000000"/>
+        </w:rPr>
+        <w:t>Câu 3: He is supposed to know the answer.</w:t>
+      </w:r>
+    </w:p>
+    <w:p>
+      <w:pPr>
+        <w:spacing w:before="60" w:after="120"/>
+      </w:pPr>
+      <w:r>
+        <w:rPr>
+          <w:color w:val="000000"/>
+        </w:rPr>
+        <w:t>Câu 4: Two people are reported to have been injured.</w:t>
+      </w:r>
+    </w:p>
+    <w:p>
+      <w:pPr>
+        <w:spacing w:before="60" w:after="120"/>
+      </w:pPr>
+      <w:r>
+        <w:rPr>
+          <w:color w:val="000000"/>
+        </w:rPr>
+        <w:t>Câu 5: The restaurant is said to serve good food.</w:t>
+      </w:r>
+    </w:p>
+    <w:p>
+      <w:pPr>
+        <w:spacing w:before="60" w:after="120"/>
+      </w:pPr>
+      <w:r>
+        <w:rPr>
+          <w:color w:val="000000"/>
+        </w:rPr>
+        <w:t>Câu 6: It is said that he is honest. / He is said to be honest.</w:t>
+      </w:r>
+    </w:p>
+    <w:p>
+      <w:pPr>
+        <w:spacing w:before="60" w:after="120"/>
+      </w:pPr>
+      <w:r>
+        <w:rPr>
+          <w:color w:val="000000"/>
+        </w:rPr>
+        <w:t>Câu 7: It is believed that the painting is valuable. / The painting is believed to be valuable.</w:t>
+      </w:r>
+    </w:p>
+    <w:p>
+      <w:pPr>
+        <w:spacing w:before="60" w:after="120"/>
+      </w:pPr>
+      <w:r>
+        <w:rPr>
+          <w:color w:val="000000"/>
+        </w:rPr>
+        <w:t>Câu 8: It is thought that she lives abroad. / She is thought to live abroad.</w:t>
+      </w:r>
+    </w:p>
+    <w:p>
+      <w:pPr>
+        <w:spacing w:before="60" w:after="120"/>
+      </w:pPr>
+      <w:r>
+        <w:rPr>
+          <w:color w:val="000000"/>
+        </w:rPr>
+        <w:t>Câu 9: The team is expected to win.</w:t>
+      </w:r>
+    </w:p>
+    <w:p>
+      <w:pPr>
+        <w:spacing w:before="60" w:after="120"/>
+      </w:pPr>
+      <w:r>
+        <w:rPr>
+          <w:color w:val="000000"/>
+        </w:rPr>
+        <w:t>Câu 10: It is known that water boils at 100°C.</w:t>
+      </w:r>
+    </w:p>
+    <w:p>
+      <w:pPr>
+        <w:spacing w:before="240" w:after="60"/>
+        <w:keepNext/>
+      </w:pPr>
+      <w:r>
+        <w:rPr>
+          <w:color w:val="000000"/>
           <w:b/>
         </w:rPr>
-        <w:t xml:space="preserve">PHẦN 7: 1. Was the letter written by Lan?; 2. The road was being built.; 3. The result has not been announced.; 4. She got her hair cut.; 5. This problem can be solved.; 6. The room is cleaned every day.; 7. The bridge was built last year.; 8. The car is being repaired.; 9. The letters have been sent.; 10. The work will be finished tomorrow.</w:t>
-      </w:r>
-    </w:p>
-    <w:p>
-      <w:r>
-        <w:rPr>
+        <w:t>PHẦN 6</w:t>
+      </w:r>
+    </w:p>
+    <w:p>
+      <w:pPr>
+        <w:spacing w:before="60" w:after="120"/>
+      </w:pPr>
+      <w:r>
+        <w:rPr>
+          <w:color w:val="000000"/>
+        </w:rPr>
+        <w:t>Câu 1: Mai got her sink fixed.</w:t>
+      </w:r>
+    </w:p>
+    <w:p>
+      <w:pPr>
+        <w:spacing w:before="60" w:after="120"/>
+      </w:pPr>
+      <w:r>
+        <w:rPr>
+          <w:color w:val="000000"/>
+        </w:rPr>
+        <w:t>Câu 2: We will have the hall decorated.</w:t>
+      </w:r>
+    </w:p>
+    <w:p>
+      <w:pPr>
+        <w:spacing w:before="60" w:after="120"/>
+      </w:pPr>
+      <w:r>
+        <w:rPr>
+          <w:color w:val="000000"/>
+        </w:rPr>
+        <w:t>Câu 3: He had his eyes tested.</w:t>
+      </w:r>
+    </w:p>
+    <w:p>
+      <w:pPr>
+        <w:spacing w:before="60" w:after="120"/>
+      </w:pPr>
+      <w:r>
+        <w:rPr>
+          <w:color w:val="000000"/>
+        </w:rPr>
+        <w:t>Câu 4: I got my cards printed.</w:t>
+      </w:r>
+    </w:p>
+    <w:p>
+      <w:pPr>
+        <w:spacing w:before="60" w:after="120"/>
+      </w:pPr>
+      <w:r>
+        <w:rPr>
+          <w:color w:val="000000"/>
+        </w:rPr>
+        <w:t>Câu 5: They have their windows washed monthly.</w:t>
+      </w:r>
+    </w:p>
+    <w:p>
+      <w:pPr>
+        <w:spacing w:before="60" w:after="120"/>
+      </w:pPr>
+      <w:r>
+        <w:rPr>
+          <w:color w:val="000000"/>
+        </w:rPr>
+        <w:t>Câu 6: I had my car repaired.</w:t>
+      </w:r>
+    </w:p>
+    <w:p>
+      <w:pPr>
+        <w:spacing w:before="60" w:after="120"/>
+      </w:pPr>
+      <w:r>
+        <w:rPr>
+          <w:color w:val="000000"/>
+        </w:rPr>
+        <w:t>Câu 7: Lan had her hair cut.</w:t>
+      </w:r>
+    </w:p>
+    <w:p>
+      <w:pPr>
+        <w:spacing w:before="60" w:after="120"/>
+      </w:pPr>
+      <w:r>
+        <w:rPr>
+          <w:color w:val="000000"/>
+        </w:rPr>
+        <w:t>Câu 8: We are having our house painted.</w:t>
+      </w:r>
+    </w:p>
+    <w:p>
+      <w:pPr>
+        <w:spacing w:before="60" w:after="120"/>
+      </w:pPr>
+      <w:r>
+        <w:rPr>
+          <w:color w:val="000000"/>
+        </w:rPr>
+        <w:t>Câu 9: I will have my teeth checked.</w:t>
+      </w:r>
+    </w:p>
+    <w:p>
+      <w:pPr>
+        <w:spacing w:before="60" w:after="120"/>
+      </w:pPr>
+      <w:r>
+        <w:rPr>
+          <w:color w:val="000000"/>
+        </w:rPr>
+        <w:t>Câu 10: Nam got his computer installed.</w:t>
+      </w:r>
+    </w:p>
+    <w:p>
+      <w:pPr>
+        <w:spacing w:before="240" w:after="60"/>
+        <w:keepNext/>
+      </w:pPr>
+      <w:r>
+        <w:rPr>
+          <w:color w:val="000000"/>
           <w:b/>
         </w:rPr>
-        <w:t xml:space="preserve">PHẦN 8: 1 English is spoken in many countries. 2 The bridge was built last year. 3 The room is being cleaned. 4 The letter has been sent. 5 The result will be announced tomorrow. 6 Helmets must be worn. 7 Lan was given a prize. 8 He is said to be very talented. 9 I had my hair cut yesterday. 10 A hospital is going to be built here.</w:t>
-      </w:r>
-    </w:p>
-    <w:p>
-      <w:r>
-        <w:rPr>
+        <w:t>PHẦN 7</w:t>
+      </w:r>
+    </w:p>
+    <w:p>
+      <w:pPr>
+        <w:spacing w:before="60" w:after="120"/>
+      </w:pPr>
+      <w:r>
+        <w:rPr>
+          <w:color w:val="000000"/>
+        </w:rPr>
+        <w:t>Câu 1: Was the letter written by Lan?</w:t>
+      </w:r>
+    </w:p>
+    <w:p>
+      <w:pPr>
+        <w:spacing w:before="60" w:after="120"/>
+      </w:pPr>
+      <w:r>
+        <w:rPr>
+          <w:color w:val="000000"/>
+        </w:rPr>
+        <w:t>Câu 2: The road was being built.</w:t>
+      </w:r>
+    </w:p>
+    <w:p>
+      <w:pPr>
+        <w:spacing w:before="60" w:after="120"/>
+      </w:pPr>
+      <w:r>
+        <w:rPr>
+          <w:color w:val="000000"/>
+        </w:rPr>
+        <w:t>Câu 3: The result has not been announced.</w:t>
+      </w:r>
+    </w:p>
+    <w:p>
+      <w:pPr>
+        <w:spacing w:before="60" w:after="120"/>
+      </w:pPr>
+      <w:r>
+        <w:rPr>
+          <w:color w:val="000000"/>
+        </w:rPr>
+        <w:t>Câu 4: She got her hair cut.</w:t>
+      </w:r>
+    </w:p>
+    <w:p>
+      <w:pPr>
+        <w:spacing w:before="60" w:after="120"/>
+      </w:pPr>
+      <w:r>
+        <w:rPr>
+          <w:color w:val="000000"/>
+        </w:rPr>
+        <w:t>Câu 5: This problem can be solved.</w:t>
+      </w:r>
+    </w:p>
+    <w:p>
+      <w:pPr>
+        <w:spacing w:before="60" w:after="120"/>
+      </w:pPr>
+      <w:r>
+        <w:rPr>
+          <w:color w:val="000000"/>
+        </w:rPr>
+        <w:t>Câu 6: The room is cleaned every day.</w:t>
+      </w:r>
+    </w:p>
+    <w:p>
+      <w:pPr>
+        <w:spacing w:before="60" w:after="120"/>
+      </w:pPr>
+      <w:r>
+        <w:rPr>
+          <w:color w:val="000000"/>
+        </w:rPr>
+        <w:t>Câu 7: The bridge was built last year.</w:t>
+      </w:r>
+    </w:p>
+    <w:p>
+      <w:pPr>
+        <w:spacing w:before="60" w:after="120"/>
+      </w:pPr>
+      <w:r>
+        <w:rPr>
+          <w:color w:val="000000"/>
+        </w:rPr>
+        <w:t>Câu 8: The car is being repaired.</w:t>
+      </w:r>
+    </w:p>
+    <w:p>
+      <w:pPr>
+        <w:spacing w:before="60" w:after="120"/>
+      </w:pPr>
+      <w:r>
+        <w:rPr>
+          <w:color w:val="000000"/>
+        </w:rPr>
+        <w:t>Câu 9: The letters have been sent.</w:t>
+      </w:r>
+    </w:p>
+    <w:p>
+      <w:pPr>
+        <w:spacing w:before="60" w:after="120"/>
+      </w:pPr>
+      <w:r>
+        <w:rPr>
+          <w:color w:val="000000"/>
+        </w:rPr>
+        <w:t>Câu 10: The work will be finished tomorrow.</w:t>
+      </w:r>
+    </w:p>
+    <w:p>
+      <w:pPr>
+        <w:spacing w:before="240" w:after="60"/>
+        <w:keepNext/>
+      </w:pPr>
+      <w:r>
+        <w:rPr>
+          <w:color w:val="000000"/>
           <w:b/>
         </w:rPr>
-        <w:t xml:space="preserve">PHẦN 9: 1. Last Friday. 2. Students from six classes. 3. A voting card. 4. Sort recyclable waste. 5. Online.</w:t>
-      </w:r>
-    </w:p>
-    <w:p>
-      <w:r>
-        <w:rPr>
+        <w:t>PHẦN 8</w:t>
+      </w:r>
+    </w:p>
+    <w:p>
+      <w:pPr>
+        <w:spacing w:before="60" w:after="120"/>
+      </w:pPr>
+      <w:r>
+        <w:rPr>
+          <w:color w:val="000000"/>
+        </w:rPr>
+        <w:t>Câu 1: English is spoken in many countries.</w:t>
+      </w:r>
+    </w:p>
+    <w:p>
+      <w:pPr>
+        <w:spacing w:before="60" w:after="120"/>
+      </w:pPr>
+      <w:r>
+        <w:rPr>
+          <w:color w:val="000000"/>
+        </w:rPr>
+        <w:t>Câu 2: The bridge was built last year.</w:t>
+      </w:r>
+    </w:p>
+    <w:p>
+      <w:pPr>
+        <w:spacing w:before="60" w:after="120"/>
+      </w:pPr>
+      <w:r>
+        <w:rPr>
+          <w:color w:val="000000"/>
+        </w:rPr>
+        <w:t>Câu 3: The room is being cleaned.</w:t>
+      </w:r>
+    </w:p>
+    <w:p>
+      <w:pPr>
+        <w:spacing w:before="60" w:after="120"/>
+      </w:pPr>
+      <w:r>
+        <w:rPr>
+          <w:color w:val="000000"/>
+        </w:rPr>
+        <w:t>Câu 4: The letter has been sent.</w:t>
+      </w:r>
+    </w:p>
+    <w:p>
+      <w:pPr>
+        <w:spacing w:before="60" w:after="120"/>
+      </w:pPr>
+      <w:r>
+        <w:rPr>
+          <w:color w:val="000000"/>
+        </w:rPr>
+        <w:t>Câu 5: The result will be announced tomorrow.</w:t>
+      </w:r>
+    </w:p>
+    <w:p>
+      <w:pPr>
+        <w:spacing w:before="60" w:after="120"/>
+      </w:pPr>
+      <w:r>
+        <w:rPr>
+          <w:color w:val="000000"/>
+        </w:rPr>
+        <w:t>Câu 6: Helmets must be worn.</w:t>
+      </w:r>
+    </w:p>
+    <w:p>
+      <w:pPr>
+        <w:spacing w:before="60" w:after="120"/>
+      </w:pPr>
+      <w:r>
+        <w:rPr>
+          <w:color w:val="000000"/>
+        </w:rPr>
+        <w:t>Câu 7: Lan was given a prize.</w:t>
+      </w:r>
+    </w:p>
+    <w:p>
+      <w:pPr>
+        <w:spacing w:before="60" w:after="120"/>
+      </w:pPr>
+      <w:r>
+        <w:rPr>
+          <w:color w:val="000000"/>
+        </w:rPr>
+        <w:t>Câu 8: He is said to be very talented.</w:t>
+      </w:r>
+    </w:p>
+    <w:p>
+      <w:pPr>
+        <w:spacing w:before="60" w:after="120"/>
+      </w:pPr>
+      <w:r>
+        <w:rPr>
+          <w:color w:val="000000"/>
+        </w:rPr>
+        <w:t>Câu 9: I had my hair cut yesterday.</w:t>
+      </w:r>
+    </w:p>
+    <w:p>
+      <w:pPr>
+        <w:spacing w:before="60" w:after="120"/>
+      </w:pPr>
+      <w:r>
+        <w:rPr>
+          <w:color w:val="000000"/>
+        </w:rPr>
+        <w:t>Câu 10: A hospital is going to be built here.</w:t>
+      </w:r>
+    </w:p>
+    <w:p>
+      <w:pPr>
+        <w:spacing w:before="240" w:after="60"/>
+        <w:keepNext/>
+      </w:pPr>
+      <w:r>
+        <w:rPr>
+          <w:color w:val="000000"/>
           <w:b/>
         </w:rPr>
-        <w:t xml:space="preserve">BÀI VIẾT MẪU (100 từ): A science fair was held at our school last Friday. More than fifty projects were displayed in the main hall, and each visitor was given a voting card. A recycling robot was created by my class and was awarded first prize. It is believed to be useful for sorting plastic and paper. During the event, photos were taken by a professional photographer. We had our class photo printed the next day. The best projects will be shown at a city competition next month, and some may be selected for a national exhibition. Everyone was impressed by the students' creative ideas.</w:t>
+        <w:t>PHẦN 9</w:t>
+      </w:r>
+    </w:p>
+    <w:p>
+      <w:pPr>
+        <w:spacing w:before="60" w:after="120"/>
+      </w:pPr>
+      <w:r>
+        <w:rPr>
+          <w:color w:val="000000"/>
+        </w:rPr>
+        <w:t>Câu 1: Last Friday.</w:t>
+      </w:r>
+    </w:p>
+    <w:p>
+      <w:pPr>
+        <w:spacing w:before="60" w:after="120"/>
+      </w:pPr>
+      <w:r>
+        <w:rPr>
+          <w:color w:val="000000"/>
+        </w:rPr>
+        <w:t>Câu 2: Students from six classes.</w:t>
+      </w:r>
+    </w:p>
+    <w:p>
+      <w:pPr>
+        <w:spacing w:before="60" w:after="120"/>
+      </w:pPr>
+      <w:r>
+        <w:rPr>
+          <w:color w:val="000000"/>
+        </w:rPr>
+        <w:t>Câu 3: A voting card.</w:t>
+      </w:r>
+    </w:p>
+    <w:p>
+      <w:pPr>
+        <w:spacing w:before="60" w:after="120"/>
+      </w:pPr>
+      <w:r>
+        <w:rPr>
+          <w:color w:val="000000"/>
+        </w:rPr>
+        <w:t>Câu 4: Sort recyclable waste.</w:t>
+      </w:r>
+    </w:p>
+    <w:p>
+      <w:pPr>
+        <w:spacing w:before="60" w:after="120"/>
+      </w:pPr>
+      <w:r>
+        <w:rPr>
+          <w:color w:val="000000"/>
+        </w:rPr>
+        <w:t>Câu 5: Online.</w:t>
+      </w:r>
+    </w:p>
+    <w:p>
+      <w:pPr>
+        <w:spacing w:before="240" w:after="60"/>
+        <w:keepNext/>
+      </w:pPr>
+      <w:r>
+        <w:rPr>
+          <w:color w:val="000000"/>
+          <w:b/>
+        </w:rPr>
+        <w:t>PHẦN 10</w:t>
+      </w:r>
+    </w:p>
+    <w:p>
+      <w:pPr>
+        <w:spacing w:before="240" w:after="60"/>
+        <w:keepNext/>
+      </w:pPr>
+      <w:r>
+        <w:rPr>
+          <w:color w:val="000000"/>
+          <w:b/>
+        </w:rPr>
+        <w:t>Câu trả lời tham khảo</w:t>
+      </w:r>
+    </w:p>
+    <w:p>
+      <w:pPr>
+        <w:spacing w:before="0" w:after="160"/>
+      </w:pPr>
+      <w:r>
+        <w:rPr>
+          <w:color w:val="000000"/>
+        </w:rPr>
+        <w:t>BÀI VIẾT MẪU (100 từ): A science fair was held at our school last Friday. More than fifty projects were displayed in the main hall, and each visitor was given a voting card. A recycling robot was created by my class and was awarded first prize. It is believed to be useful for sorting plastic and paper. During the event, photos were taken by a professional photographer. We had our class photo printed the next day. The best projects will be shown at a city competition next month, and some may be selected for a national exhibition. Everyone was impressed by the students' creative ideas.</w:t>
       </w:r>
     </w:p>
     <w:sectPr>
